--- a/public/templates/Template.docx
+++ b/public/templates/Template.docx
@@ -176,7 +176,13 @@
     </w:p>
     <w:p>
       <w:r>
-        <w:t>EDUCATION</w:t>
+        <w:t>E</w:t>
+      </w:r>
+      <w:r>
+        <w:t>DUCATION</w:t>
+      </w:r>
+      <w:r>
+        <w:tab/>
       </w:r>
     </w:p>
     <w:p>
@@ -186,12 +192,12 @@
     </w:p>
     <w:p>
       <w:r>
-        <w:t>{school}</w:t>
-      </w:r>
-    </w:p>
-    <w:p>
-      <w:r>
-        <w:t>{program}</w:t>
+        <w:t>Degree: {program}</w:t>
+      </w:r>
+    </w:p>
+    <w:p>
+      <w:r>
+        <w:t>{school} — {city}, {state}</w:t>
       </w:r>
     </w:p>
     <w:p>
@@ -1844,7 +1850,6 @@
   <w:style w:type="character" w:default="1" w:styleId="DefaultParagraphFont">
     <w:name w:val="Default Paragraph Font"/>
     <w:uiPriority w:val="1"/>
-    <w:semiHidden/>
     <w:unhideWhenUsed/>
   </w:style>
   <w:style w:type="table" w:default="1" w:styleId="TableNormal">

--- a/public/templates/Template.docx
+++ b/public/templates/Template.docx
@@ -197,9 +197,32 @@
     </w:p>
     <w:p>
       <w:r>
-        <w:t>{school} — {city}, {state}</w:t>
-      </w:r>
-    </w:p>
+        <w:t>{school} — {</w:t>
+      </w:r>
+      <w:proofErr w:type="spellStart"/>
+      <w:r>
+        <w:t>eduC</w:t>
+      </w:r>
+      <w:r>
+        <w:t>ity</w:t>
+      </w:r>
+      <w:proofErr w:type="spellEnd"/>
+      <w:r>
+        <w:t>}, {</w:t>
+      </w:r>
+      <w:proofErr w:type="spellStart"/>
+      <w:r>
+        <w:t>eduS</w:t>
+      </w:r>
+      <w:r>
+        <w:t>tate</w:t>
+      </w:r>
+      <w:proofErr w:type="spellEnd"/>
+      <w:r>
+        <w:t>}</w:t>
+      </w:r>
+    </w:p>
+    <w:p/>
     <w:p>
       <w:r>
         <w:t>{</w:t>
@@ -274,12 +297,12 @@
     </w:p>
     <w:p>
       <w:r>
+        <w:lastRenderedPageBreak/>
         <w:t>{#cert4}• {cert4}{/cert4}</w:t>
       </w:r>
     </w:p>
     <w:p>
       <w:r>
-        <w:lastRenderedPageBreak/>
         <w:t>{#cert5}• {cert5}{/cert5}</w:t>
       </w:r>
     </w:p>

--- a/public/templates/Template.docx
+++ b/public/templates/Template.docx
@@ -47,27 +47,107 @@
     <w:p/>
     <w:p>
       <w:r>
-        <w:t>{#summary1}• {summary1}{/summary1}</w:t>
-      </w:r>
-    </w:p>
-    <w:p>
-      <w:r>
-        <w:t>{#summary2}• {summary2}{/summary2}</w:t>
-      </w:r>
-    </w:p>
-    <w:p>
-      <w:r>
-        <w:t>{#summary3}• {summary3}{/summary3}</w:t>
-      </w:r>
-    </w:p>
-    <w:p>
-      <w:r>
-        <w:t>{#summary4}• {summary4}{/summary4}</w:t>
-      </w:r>
-    </w:p>
-    <w:p>
-      <w:r>
-        <w:t>{#summary5}• {summary5}{/summary5}</w:t>
+        <w:t>{#summary</w:t>
+      </w:r>
+      <w:proofErr w:type="gramStart"/>
+      <w:r>
+        <w:t>1}•</w:t>
+      </w:r>
+      <w:proofErr w:type="gramEnd"/>
+      <w:r>
+        <w:t xml:space="preserve"> {summary</w:t>
+      </w:r>
+      <w:proofErr w:type="gramStart"/>
+      <w:r>
+        <w:t>1}{</w:t>
+      </w:r>
+      <w:proofErr w:type="gramEnd"/>
+      <w:r>
+        <w:t>/summary1}</w:t>
+      </w:r>
+    </w:p>
+    <w:p>
+      <w:r>
+        <w:t>{#summary</w:t>
+      </w:r>
+      <w:proofErr w:type="gramStart"/>
+      <w:r>
+        <w:t>2}•</w:t>
+      </w:r>
+      <w:proofErr w:type="gramEnd"/>
+      <w:r>
+        <w:t xml:space="preserve"> {summary</w:t>
+      </w:r>
+      <w:proofErr w:type="gramStart"/>
+      <w:r>
+        <w:t>2}{</w:t>
+      </w:r>
+      <w:proofErr w:type="gramEnd"/>
+      <w:r>
+        <w:t>/summary2}</w:t>
+      </w:r>
+    </w:p>
+    <w:p>
+      <w:r>
+        <w:t>{#summary</w:t>
+      </w:r>
+      <w:proofErr w:type="gramStart"/>
+      <w:r>
+        <w:t>3}•</w:t>
+      </w:r>
+      <w:proofErr w:type="gramEnd"/>
+      <w:r>
+        <w:t xml:space="preserve"> {summary</w:t>
+      </w:r>
+      <w:proofErr w:type="gramStart"/>
+      <w:r>
+        <w:t>3}{</w:t>
+      </w:r>
+      <w:proofErr w:type="gramEnd"/>
+      <w:r>
+        <w:t>/summary3}</w:t>
+      </w:r>
+    </w:p>
+    <w:p>
+      <w:r>
+        <w:t>{#summary</w:t>
+      </w:r>
+      <w:proofErr w:type="gramStart"/>
+      <w:r>
+        <w:t>4}•</w:t>
+      </w:r>
+      <w:proofErr w:type="gramEnd"/>
+      <w:r>
+        <w:t xml:space="preserve"> {summary</w:t>
+      </w:r>
+      <w:proofErr w:type="gramStart"/>
+      <w:r>
+        <w:t>4}{</w:t>
+      </w:r>
+      <w:proofErr w:type="gramEnd"/>
+      <w:r>
+        <w:t>/summary4}</w:t>
+      </w:r>
+    </w:p>
+    <w:p>
+      <w:r>
+        <w:t>{#summary</w:t>
+      </w:r>
+      <w:proofErr w:type="gramStart"/>
+      <w:r>
+        <w:t>5}•</w:t>
+      </w:r>
+      <w:proofErr w:type="gramEnd"/>
+      <w:r>
+        <w:t xml:space="preserve"> {summary</w:t>
+      </w:r>
+      <w:proofErr w:type="gramStart"/>
+      <w:r>
+        <w:t>5}{</w:t>
+      </w:r>
+      <w:proofErr w:type="gramEnd"/>
+      <w:r>
+        <w:t>/summary5}</w:t>
       </w:r>
     </w:p>
     <w:p/>
@@ -88,6 +168,7 @@
       </w:r>
     </w:p>
     <w:p>
+      <w:proofErr w:type="gramStart"/>
       <w:r>
         <w:t>{title}, {employer} ({</w:t>
       </w:r>
@@ -107,6 +188,7 @@
       <w:r>
         <w:t>})</w:t>
       </w:r>
+      <w:proofErr w:type="gramEnd"/>
     </w:p>
     <w:p>
       <w:r>
@@ -116,28 +198,108 @@
     <w:p/>
     <w:p>
       <w:r>
-        <w:t>{#task1}• {task1}{/task1}</w:t>
-      </w:r>
-    </w:p>
-    <w:p>
-      <w:r>
-        <w:t>{#task2}• {task2}{/task2}</w:t>
+        <w:t>{#task</w:t>
+      </w:r>
+      <w:proofErr w:type="gramStart"/>
+      <w:r>
+        <w:t>1}•</w:t>
+      </w:r>
+      <w:proofErr w:type="gramEnd"/>
+      <w:r>
+        <w:t xml:space="preserve"> {task</w:t>
+      </w:r>
+      <w:proofErr w:type="gramStart"/>
+      <w:r>
+        <w:t>1}{</w:t>
+      </w:r>
+      <w:proofErr w:type="gramEnd"/>
+      <w:r>
+        <w:t>/task1}</w:t>
+      </w:r>
+    </w:p>
+    <w:p>
+      <w:r>
+        <w:t>{#task</w:t>
+      </w:r>
+      <w:proofErr w:type="gramStart"/>
+      <w:r>
+        <w:t>2}•</w:t>
+      </w:r>
+      <w:proofErr w:type="gramEnd"/>
+      <w:r>
+        <w:t xml:space="preserve"> {task</w:t>
+      </w:r>
+      <w:proofErr w:type="gramStart"/>
+      <w:r>
+        <w:t>2}{</w:t>
+      </w:r>
+      <w:proofErr w:type="gramEnd"/>
+      <w:r>
+        <w:t>/task2}</w:t>
       </w:r>
     </w:p>
     <w:p>
       <w:r>
         <w:lastRenderedPageBreak/>
-        <w:t>{#task3}• {task3}{/task3}</w:t>
-      </w:r>
-    </w:p>
-    <w:p>
-      <w:r>
-        <w:t>{#task4}• {task4}{/task4}</w:t>
-      </w:r>
-    </w:p>
-    <w:p>
-      <w:r>
-        <w:t>{#task5}• {task5}{/task5}</w:t>
+        <w:t>{#task</w:t>
+      </w:r>
+      <w:proofErr w:type="gramStart"/>
+      <w:r>
+        <w:t>3}•</w:t>
+      </w:r>
+      <w:proofErr w:type="gramEnd"/>
+      <w:r>
+        <w:t xml:space="preserve"> {task</w:t>
+      </w:r>
+      <w:proofErr w:type="gramStart"/>
+      <w:r>
+        <w:t>3}{</w:t>
+      </w:r>
+      <w:proofErr w:type="gramEnd"/>
+      <w:r>
+        <w:t>/task3}</w:t>
+      </w:r>
+    </w:p>
+    <w:p>
+      <w:r>
+        <w:t>{#task</w:t>
+      </w:r>
+      <w:proofErr w:type="gramStart"/>
+      <w:r>
+        <w:t>4}•</w:t>
+      </w:r>
+      <w:proofErr w:type="gramEnd"/>
+      <w:r>
+        <w:t xml:space="preserve"> {task</w:t>
+      </w:r>
+      <w:proofErr w:type="gramStart"/>
+      <w:r>
+        <w:t>4}{</w:t>
+      </w:r>
+      <w:proofErr w:type="gramEnd"/>
+      <w:r>
+        <w:t>/task4}</w:t>
+      </w:r>
+    </w:p>
+    <w:p>
+      <w:r>
+        <w:t>{#task</w:t>
+      </w:r>
+      <w:proofErr w:type="gramStart"/>
+      <w:r>
+        <w:t>5}•</w:t>
+      </w:r>
+      <w:proofErr w:type="gramEnd"/>
+      <w:r>
+        <w:t xml:space="preserve"> {task</w:t>
+      </w:r>
+      <w:proofErr w:type="gramStart"/>
+      <w:r>
+        <w:t>5}{</w:t>
+      </w:r>
+      <w:proofErr w:type="gramEnd"/>
+      <w:r>
+        <w:t>/task5}</w:t>
       </w:r>
     </w:p>
     <w:p/>
@@ -191,9 +353,11 @@
       </w:r>
     </w:p>
     <w:p>
+      <w:proofErr w:type="gramStart"/>
       <w:r>
         <w:t>Degree: {program}</w:t>
       </w:r>
+      <w:proofErr w:type="gramEnd"/>
     </w:p>
     <w:p>
       <w:r>
@@ -282,53 +446,213 @@
     </w:p>
     <w:p>
       <w:r>
-        <w:t>{#cert1}• {cert1}{/cert1}</w:t>
-      </w:r>
-    </w:p>
-    <w:p>
-      <w:r>
-        <w:t>{#cert2}• {cert2}{/cert2}</w:t>
-      </w:r>
-    </w:p>
-    <w:p>
-      <w:r>
-        <w:t>{#cert3}• {cert3}{/cert3}</w:t>
+        <w:t>{#cert</w:t>
+      </w:r>
+      <w:proofErr w:type="gramStart"/>
+      <w:r>
+        <w:t>1}•</w:t>
+      </w:r>
+      <w:proofErr w:type="gramEnd"/>
+      <w:r>
+        <w:t xml:space="preserve"> {cert</w:t>
+      </w:r>
+      <w:proofErr w:type="gramStart"/>
+      <w:r>
+        <w:t>1}{</w:t>
+      </w:r>
+      <w:proofErr w:type="gramEnd"/>
+      <w:r>
+        <w:t>/cert1}</w:t>
+      </w:r>
+    </w:p>
+    <w:p>
+      <w:r>
+        <w:t>{#cert</w:t>
+      </w:r>
+      <w:proofErr w:type="gramStart"/>
+      <w:r>
+        <w:t>2}•</w:t>
+      </w:r>
+      <w:proofErr w:type="gramEnd"/>
+      <w:r>
+        <w:t xml:space="preserve"> {cert</w:t>
+      </w:r>
+      <w:proofErr w:type="gramStart"/>
+      <w:r>
+        <w:t>2}{</w:t>
+      </w:r>
+      <w:proofErr w:type="gramEnd"/>
+      <w:r>
+        <w:t>/cert2}</w:t>
+      </w:r>
+    </w:p>
+    <w:p>
+      <w:r>
+        <w:t>{#cert</w:t>
+      </w:r>
+      <w:proofErr w:type="gramStart"/>
+      <w:r>
+        <w:t>3}•</w:t>
+      </w:r>
+      <w:proofErr w:type="gramEnd"/>
+      <w:r>
+        <w:t xml:space="preserve"> {cert</w:t>
+      </w:r>
+      <w:proofErr w:type="gramStart"/>
+      <w:r>
+        <w:t>3}{</w:t>
+      </w:r>
+      <w:proofErr w:type="gramEnd"/>
+      <w:r>
+        <w:t>/cert3}</w:t>
       </w:r>
     </w:p>
     <w:p>
       <w:r>
         <w:lastRenderedPageBreak/>
-        <w:t>{#cert4}• {cert4}{/cert4}</w:t>
-      </w:r>
-    </w:p>
-    <w:p>
-      <w:r>
-        <w:t>{#cert5}• {cert5}{/cert5}</w:t>
-      </w:r>
-    </w:p>
-    <w:p>
-      <w:r>
-        <w:t>{#cert6}• {cert6}{/cert6}</w:t>
-      </w:r>
-    </w:p>
-    <w:p>
-      <w:r>
-        <w:t>{#cert7}• {cert7}{/cert7}</w:t>
-      </w:r>
-    </w:p>
-    <w:p>
-      <w:r>
-        <w:t>{#cert8}• {cert8}{/cert8}</w:t>
-      </w:r>
-    </w:p>
-    <w:p>
-      <w:r>
-        <w:t>{#cert9}• {cert9}{/cert9}</w:t>
-      </w:r>
-    </w:p>
-    <w:p>
-      <w:r>
-        <w:t>{#cert10}• {cert10}{/cert10}</w:t>
+        <w:t>{#cert</w:t>
+      </w:r>
+      <w:proofErr w:type="gramStart"/>
+      <w:r>
+        <w:t>4}•</w:t>
+      </w:r>
+      <w:proofErr w:type="gramEnd"/>
+      <w:r>
+        <w:t xml:space="preserve"> {cert</w:t>
+      </w:r>
+      <w:proofErr w:type="gramStart"/>
+      <w:r>
+        <w:t>4}{</w:t>
+      </w:r>
+      <w:proofErr w:type="gramEnd"/>
+      <w:r>
+        <w:t>/cert4}</w:t>
+      </w:r>
+    </w:p>
+    <w:p>
+      <w:r>
+        <w:t>{#cert</w:t>
+      </w:r>
+      <w:proofErr w:type="gramStart"/>
+      <w:r>
+        <w:t>5}•</w:t>
+      </w:r>
+      <w:proofErr w:type="gramEnd"/>
+      <w:r>
+        <w:t xml:space="preserve"> {cert</w:t>
+      </w:r>
+      <w:proofErr w:type="gramStart"/>
+      <w:r>
+        <w:t>5}{</w:t>
+      </w:r>
+      <w:proofErr w:type="gramEnd"/>
+      <w:r>
+        <w:t>/cert5}</w:t>
+      </w:r>
+    </w:p>
+    <w:p>
+      <w:r>
+        <w:t>{#cert</w:t>
+      </w:r>
+      <w:proofErr w:type="gramStart"/>
+      <w:r>
+        <w:t>6}•</w:t>
+      </w:r>
+      <w:proofErr w:type="gramEnd"/>
+      <w:r>
+        <w:t xml:space="preserve"> {cert</w:t>
+      </w:r>
+      <w:proofErr w:type="gramStart"/>
+      <w:r>
+        <w:t>6}{</w:t>
+      </w:r>
+      <w:proofErr w:type="gramEnd"/>
+      <w:r>
+        <w:t>/cert6}</w:t>
+      </w:r>
+    </w:p>
+    <w:p>
+      <w:r>
+        <w:t>{#cert</w:t>
+      </w:r>
+      <w:proofErr w:type="gramStart"/>
+      <w:r>
+        <w:t>7}•</w:t>
+      </w:r>
+      <w:proofErr w:type="gramEnd"/>
+      <w:r>
+        <w:t xml:space="preserve"> {cert</w:t>
+      </w:r>
+      <w:proofErr w:type="gramStart"/>
+      <w:r>
+        <w:t>7}{</w:t>
+      </w:r>
+      <w:proofErr w:type="gramEnd"/>
+      <w:r>
+        <w:t>/cert7}</w:t>
+      </w:r>
+    </w:p>
+    <w:p>
+      <w:r>
+        <w:t>{#cert</w:t>
+      </w:r>
+      <w:proofErr w:type="gramStart"/>
+      <w:r>
+        <w:t>8}•</w:t>
+      </w:r>
+      <w:proofErr w:type="gramEnd"/>
+      <w:r>
+        <w:t xml:space="preserve"> {cert</w:t>
+      </w:r>
+      <w:proofErr w:type="gramStart"/>
+      <w:r>
+        <w:t>8}{</w:t>
+      </w:r>
+      <w:proofErr w:type="gramEnd"/>
+      <w:r>
+        <w:t>/cert8}</w:t>
+      </w:r>
+    </w:p>
+    <w:p>
+      <w:r>
+        <w:t>{#cert</w:t>
+      </w:r>
+      <w:proofErr w:type="gramStart"/>
+      <w:r>
+        <w:t>9}•</w:t>
+      </w:r>
+      <w:proofErr w:type="gramEnd"/>
+      <w:r>
+        <w:t xml:space="preserve"> {cert</w:t>
+      </w:r>
+      <w:proofErr w:type="gramStart"/>
+      <w:r>
+        <w:t>9}{</w:t>
+      </w:r>
+      <w:proofErr w:type="gramEnd"/>
+      <w:r>
+        <w:t>/cert9}</w:t>
+      </w:r>
+    </w:p>
+    <w:p>
+      <w:r>
+        <w:t>{#cert</w:t>
+      </w:r>
+      <w:proofErr w:type="gramStart"/>
+      <w:r>
+        <w:t>10}•</w:t>
+      </w:r>
+      <w:proofErr w:type="gramEnd"/>
+      <w:r>
+        <w:t xml:space="preserve"> {cert</w:t>
+      </w:r>
+      <w:proofErr w:type="gramStart"/>
+      <w:r>
+        <w:t>10}{</w:t>
+      </w:r>
+      <w:proofErr w:type="gramEnd"/>
+      <w:r>
+        <w:t>/cert10}</w:t>
       </w:r>
     </w:p>
     <w:p>
@@ -358,52 +682,212 @@
     </w:p>
     <w:p>
       <w:r>
-        <w:t>{#skill1}• {skill1}{/skill1}</w:t>
-      </w:r>
-    </w:p>
-    <w:p>
-      <w:r>
-        <w:t>{#skill2}• {skill2}{/skill2}</w:t>
-      </w:r>
-    </w:p>
-    <w:p>
-      <w:r>
-        <w:t>{#skill3}• {skill3}{/skill3}</w:t>
-      </w:r>
-    </w:p>
-    <w:p>
-      <w:r>
-        <w:t>{#skill4}• {skill4}{/skill4}</w:t>
-      </w:r>
-    </w:p>
-    <w:p>
-      <w:r>
-        <w:t>{#skill5}• {skill5}{/skill5}</w:t>
-      </w:r>
-    </w:p>
-    <w:p>
-      <w:r>
-        <w:t>{#skill6}• {skill6}{/skill6}</w:t>
-      </w:r>
-    </w:p>
-    <w:p>
-      <w:r>
-        <w:t>{#skill7}• {skill7}{/skill7}</w:t>
-      </w:r>
-    </w:p>
-    <w:p>
-      <w:r>
-        <w:t>{#skill8}• {skill8}{/skill8}</w:t>
-      </w:r>
-    </w:p>
-    <w:p>
-      <w:r>
-        <w:t>{#skill9}• {skill9}{/skill9}</w:t>
-      </w:r>
-    </w:p>
-    <w:p>
-      <w:r>
-        <w:t>{#skill10}• {skill10}{/skill10}</w:t>
+        <w:t>{#skill</w:t>
+      </w:r>
+      <w:proofErr w:type="gramStart"/>
+      <w:r>
+        <w:t>1}•</w:t>
+      </w:r>
+      <w:proofErr w:type="gramEnd"/>
+      <w:r>
+        <w:t xml:space="preserve"> {skill</w:t>
+      </w:r>
+      <w:proofErr w:type="gramStart"/>
+      <w:r>
+        <w:t>1}{</w:t>
+      </w:r>
+      <w:proofErr w:type="gramEnd"/>
+      <w:r>
+        <w:t>/skill1}</w:t>
+      </w:r>
+    </w:p>
+    <w:p>
+      <w:r>
+        <w:t>{#skill</w:t>
+      </w:r>
+      <w:proofErr w:type="gramStart"/>
+      <w:r>
+        <w:t>2}•</w:t>
+      </w:r>
+      <w:proofErr w:type="gramEnd"/>
+      <w:r>
+        <w:t xml:space="preserve"> {skill</w:t>
+      </w:r>
+      <w:proofErr w:type="gramStart"/>
+      <w:r>
+        <w:t>2}{</w:t>
+      </w:r>
+      <w:proofErr w:type="gramEnd"/>
+      <w:r>
+        <w:t>/skill2}</w:t>
+      </w:r>
+    </w:p>
+    <w:p>
+      <w:r>
+        <w:t>{#skill</w:t>
+      </w:r>
+      <w:proofErr w:type="gramStart"/>
+      <w:r>
+        <w:t>3}•</w:t>
+      </w:r>
+      <w:proofErr w:type="gramEnd"/>
+      <w:r>
+        <w:t xml:space="preserve"> {skill</w:t>
+      </w:r>
+      <w:proofErr w:type="gramStart"/>
+      <w:r>
+        <w:t>3}{</w:t>
+      </w:r>
+      <w:proofErr w:type="gramEnd"/>
+      <w:r>
+        <w:t>/skill3}</w:t>
+      </w:r>
+    </w:p>
+    <w:p>
+      <w:r>
+        <w:t>{#skill</w:t>
+      </w:r>
+      <w:proofErr w:type="gramStart"/>
+      <w:r>
+        <w:t>4}•</w:t>
+      </w:r>
+      <w:proofErr w:type="gramEnd"/>
+      <w:r>
+        <w:t xml:space="preserve"> {skill</w:t>
+      </w:r>
+      <w:proofErr w:type="gramStart"/>
+      <w:r>
+        <w:t>4}{</w:t>
+      </w:r>
+      <w:proofErr w:type="gramEnd"/>
+      <w:r>
+        <w:t>/skill4}</w:t>
+      </w:r>
+    </w:p>
+    <w:p>
+      <w:r>
+        <w:t>{#skill</w:t>
+      </w:r>
+      <w:proofErr w:type="gramStart"/>
+      <w:r>
+        <w:t>5}•</w:t>
+      </w:r>
+      <w:proofErr w:type="gramEnd"/>
+      <w:r>
+        <w:t xml:space="preserve"> {skill</w:t>
+      </w:r>
+      <w:proofErr w:type="gramStart"/>
+      <w:r>
+        <w:t>5}{</w:t>
+      </w:r>
+      <w:proofErr w:type="gramEnd"/>
+      <w:r>
+        <w:t>/skill5}</w:t>
+      </w:r>
+    </w:p>
+    <w:p>
+      <w:r>
+        <w:t>{#skill</w:t>
+      </w:r>
+      <w:proofErr w:type="gramStart"/>
+      <w:r>
+        <w:t>6}•</w:t>
+      </w:r>
+      <w:proofErr w:type="gramEnd"/>
+      <w:r>
+        <w:t xml:space="preserve"> {skill</w:t>
+      </w:r>
+      <w:proofErr w:type="gramStart"/>
+      <w:r>
+        <w:t>6}{</w:t>
+      </w:r>
+      <w:proofErr w:type="gramEnd"/>
+      <w:r>
+        <w:t>/skill6}</w:t>
+      </w:r>
+    </w:p>
+    <w:p>
+      <w:r>
+        <w:t>{#skill</w:t>
+      </w:r>
+      <w:proofErr w:type="gramStart"/>
+      <w:r>
+        <w:t>7}•</w:t>
+      </w:r>
+      <w:proofErr w:type="gramEnd"/>
+      <w:r>
+        <w:t xml:space="preserve"> {skill</w:t>
+      </w:r>
+      <w:proofErr w:type="gramStart"/>
+      <w:r>
+        <w:t>7}{</w:t>
+      </w:r>
+      <w:proofErr w:type="gramEnd"/>
+      <w:r>
+        <w:t>/skill7}</w:t>
+      </w:r>
+    </w:p>
+    <w:p>
+      <w:r>
+        <w:t>{#skill</w:t>
+      </w:r>
+      <w:proofErr w:type="gramStart"/>
+      <w:r>
+        <w:t>8}•</w:t>
+      </w:r>
+      <w:proofErr w:type="gramEnd"/>
+      <w:r>
+        <w:t xml:space="preserve"> {skill</w:t>
+      </w:r>
+      <w:proofErr w:type="gramStart"/>
+      <w:r>
+        <w:t>8}{</w:t>
+      </w:r>
+      <w:proofErr w:type="gramEnd"/>
+      <w:r>
+        <w:t>/skill8}</w:t>
+      </w:r>
+    </w:p>
+    <w:p>
+      <w:r>
+        <w:t>{#skill</w:t>
+      </w:r>
+      <w:proofErr w:type="gramStart"/>
+      <w:r>
+        <w:t>9}•</w:t>
+      </w:r>
+      <w:proofErr w:type="gramEnd"/>
+      <w:r>
+        <w:t xml:space="preserve"> {skill</w:t>
+      </w:r>
+      <w:proofErr w:type="gramStart"/>
+      <w:r>
+        <w:t>9}{</w:t>
+      </w:r>
+      <w:proofErr w:type="gramEnd"/>
+      <w:r>
+        <w:t>/skill9}</w:t>
+      </w:r>
+    </w:p>
+    <w:p>
+      <w:r>
+        <w:t>{#skill</w:t>
+      </w:r>
+      <w:proofErr w:type="gramStart"/>
+      <w:r>
+        <w:t>10}•</w:t>
+      </w:r>
+      <w:proofErr w:type="gramEnd"/>
+      <w:r>
+        <w:t xml:space="preserve"> {skill</w:t>
+      </w:r>
+      <w:proofErr w:type="gramStart"/>
+      <w:r>
+        <w:t>10}{</w:t>
+      </w:r>
+      <w:proofErr w:type="gramEnd"/>
+      <w:r>
+        <w:t>/skill10}</w:t>
       </w:r>
     </w:p>
     <w:p>
@@ -1873,6 +2357,7 @@
   <w:style w:type="character" w:default="1" w:styleId="DefaultParagraphFont">
     <w:name w:val="Default Paragraph Font"/>
     <w:uiPriority w:val="1"/>
+    <w:semiHidden/>
     <w:unhideWhenUsed/>
   </w:style>
   <w:style w:type="table" w:default="1" w:styleId="TableNormal">

--- a/public/templates/Template.docx
+++ b/public/templates/Template.docx
@@ -309,12 +309,15 @@
         <w:tblLook w:val="04A0" w:firstRow="1" w:lastRow="0" w:firstColumn="1" w:lastColumn="0" w:noHBand="0" w:noVBand="1"/>
       </w:tblPr>
       <w:tblGrid>
-        <w:gridCol w:w="9926"/>
+        <w:gridCol w:w="9936"/>
       </w:tblGrid>
       <w:tr>
+        <w:trPr>
+          <w:trHeight w:val="4018"/>
+        </w:trPr>
         <w:tc>
           <w:tcPr>
-            <w:tcW w:w="9926" w:type="dxa"/>
+            <w:tcW w:w="9936" w:type="dxa"/>
             <w:tcBorders>
               <w:top w:val="nil"/>
               <w:left w:val="nil"/>
@@ -366,7 +369,8 @@
           <w:tbl>
             <w:tblPr>
               <w:tblStyle w:val="TableGrid"/>
-              <w:tblW w:w="9310" w:type="dxa"/>
+              <w:tblW w:w="9478" w:type="dxa"/>
+              <w:tblInd w:w="2" w:type="dxa"/>
               <w:tblBorders>
                 <w:top w:val="none" w:sz="0" w:space="0" w:color="auto"/>
                 <w:left w:val="none" w:sz="0" w:space="0" w:color="auto"/>
@@ -378,16 +382,16 @@
               <w:tblLook w:val="04A0" w:firstRow="1" w:lastRow="0" w:firstColumn="1" w:lastColumn="0" w:noHBand="0" w:noVBand="1"/>
             </w:tblPr>
             <w:tblGrid>
-              <w:gridCol w:w="5881"/>
-              <w:gridCol w:w="3429"/>
+              <w:gridCol w:w="5987"/>
+              <w:gridCol w:w="3491"/>
             </w:tblGrid>
             <w:tr>
               <w:trPr>
-                <w:trHeight w:val="426"/>
+                <w:trHeight w:val="390"/>
               </w:trPr>
               <w:tc>
                 <w:tcPr>
-                  <w:tcW w:w="5881" w:type="dxa"/>
+                  <w:tcW w:w="5987" w:type="dxa"/>
                 </w:tcPr>
                 <w:p>
                   <w:pPr>
@@ -476,7 +480,7 @@
               </w:tc>
               <w:tc>
                 <w:tcPr>
-                  <w:tcW w:w="3429" w:type="dxa"/>
+                  <w:tcW w:w="3491" w:type="dxa"/>
                 </w:tcPr>
                 <w:p>
                   <w:pPr>
@@ -674,6 +678,9 @@
             <w:pPr>
               <w:keepNext/>
               <w:keepLines/>
+              <w:tabs>
+                <w:tab w:val="left" w:pos="3030"/>
+              </w:tabs>
               <w:rPr>
                 <w:rFonts w:ascii="Georgia Pro Black" w:hAnsi="Georgia Pro Black"/>
                 <w:b/>
@@ -694,14 +701,7 @@
               <w:t>}</w:t>
             </w:r>
             <w:r>
-              <w:rPr>
-                <w:rFonts w:ascii="Georgia Pro Black" w:hAnsi="Georgia Pro Black"/>
-                <w:b/>
-                <w:bCs/>
-                <w:sz w:val="56"/>
-                <w:szCs w:val="56"/>
-              </w:rPr>
-              <w:br/>
+              <w:tab/>
             </w:r>
           </w:p>
         </w:tc>

--- a/public/templates/Template.docx
+++ b/public/templates/Template.docx
@@ -591,14 +591,9 @@
       </w:r>
     </w:p>
     <w:p>
-      <w:pPr>
-        <w:rPr>
-          <w:rFonts w:ascii="Maiandra GD" w:eastAsia="Georgia" w:hAnsi="Maiandra GD"/>
-          <w:b/>
-          <w:bCs/>
-          <w:color w:val="FF0000"/>
-        </w:rPr>
-      </w:pPr>
+      <w:r>
+        <w:t>{#hasWorkExperience}</w:t>
+      </w:r>
     </w:p>
     <w:p>
       <w:pPr>
@@ -3737,7 +3732,6 @@
   <w:style w:type="character" w:default="1" w:styleId="DefaultParagraphFont">
     <w:name w:val="Default Paragraph Font"/>
     <w:uiPriority w:val="1"/>
-    <w:semiHidden/>
     <w:unhideWhenUsed/>
   </w:style>
   <w:style w:type="table" w:default="1" w:styleId="TableNormal">

--- a/public/templates/Template.docx
+++ b/public/templates/Template.docx
@@ -43,7 +43,6 @@
           <w:rFonts w:ascii="Maiandra GD" w:eastAsia="Georgia" w:hAnsi="Maiandra GD" w:cs="Georgia"/>
         </w:rPr>
       </w:pPr>
-      <w:proofErr w:type="gramStart"/>
       <w:r>
         <w:rPr>
           <w:rFonts w:ascii="Maiandra GD" w:eastAsia="Georgia" w:hAnsi="Maiandra GD" w:cs="Georgia"/>
@@ -60,21 +59,7 @@
         <w:rPr>
           <w:rFonts w:ascii="Maiandra GD" w:eastAsia="Georgia" w:hAnsi="Maiandra GD" w:cs="Georgia"/>
         </w:rPr>
-        <w:t>{</w:t>
-      </w:r>
-      <w:proofErr w:type="gramEnd"/>
-      <w:r>
-        <w:rPr>
-          <w:rFonts w:ascii="Maiandra GD" w:eastAsia="Georgia" w:hAnsi="Maiandra GD" w:cs="Georgia"/>
-        </w:rPr>
-        <w:t>state} {</w:t>
-      </w:r>
-      <w:proofErr w:type="gramStart"/>
-      <w:r>
-        <w:rPr>
-          <w:rFonts w:ascii="Maiandra GD" w:eastAsia="Georgia" w:hAnsi="Maiandra GD" w:cs="Georgia"/>
-        </w:rPr>
-        <w:t>zip}</w:t>
+        <w:t>{state} {zip}</w:t>
       </w:r>
       <w:r>
         <w:rPr>
@@ -86,14 +71,7 @@
         <w:rPr>
           <w:rFonts w:ascii="Maiandra GD" w:eastAsia="Georgia" w:hAnsi="Maiandra GD" w:cs="Georgia"/>
         </w:rPr>
-        <w:t xml:space="preserve"> </w:t>
-      </w:r>
-      <w:proofErr w:type="gramEnd"/>
-      <w:r>
-        <w:rPr>
-          <w:rFonts w:ascii="Maiandra GD" w:eastAsia="Georgia" w:hAnsi="Maiandra GD" w:cs="Georgia"/>
-        </w:rPr>
-        <w:t xml:space="preserve">   </w:t>
+        <w:t xml:space="preserve">    </w:t>
       </w:r>
       <w:r>
         <w:rPr>
@@ -111,27 +89,13 @@
         <w:rPr>
           <w:rFonts w:ascii="Maiandra GD" w:eastAsia="Georgia" w:hAnsi="Maiandra GD" w:cs="Georgia"/>
         </w:rPr>
-        <w:t>{</w:t>
-      </w:r>
-      <w:proofErr w:type="gramStart"/>
-      <w:r>
-        <w:rPr>
-          <w:rFonts w:ascii="Maiandra GD" w:eastAsia="Georgia" w:hAnsi="Maiandra GD" w:cs="Georgia"/>
-        </w:rPr>
-        <w:t>phone}</w:t>
-      </w:r>
-      <w:r>
-        <w:rPr>
-          <w:rFonts w:ascii="Maiandra GD" w:eastAsia="Georgia" w:hAnsi="Maiandra GD" w:cs="Georgia"/>
-        </w:rPr>
-        <w:t xml:space="preserve">   </w:t>
-      </w:r>
-      <w:proofErr w:type="gramEnd"/>
-      <w:r>
-        <w:rPr>
-          <w:rFonts w:ascii="Maiandra GD" w:eastAsia="Georgia" w:hAnsi="Maiandra GD" w:cs="Georgia"/>
-        </w:rPr>
-        <w:t xml:space="preserve"> </w:t>
+        <w:t>{phone}</w:t>
+      </w:r>
+      <w:r>
+        <w:rPr>
+          <w:rFonts w:ascii="Maiandra GD" w:eastAsia="Georgia" w:hAnsi="Maiandra GD" w:cs="Georgia"/>
+        </w:rPr>
+        <w:t xml:space="preserve">    </w:t>
       </w:r>
       <w:r>
         <w:rPr>
@@ -251,23 +215,7 @@
         <w:ind w:left="187"/>
       </w:pPr>
       <w:r>
-        <w:t>{#summary</w:t>
-      </w:r>
-      <w:proofErr w:type="gramStart"/>
-      <w:r>
-        <w:t>1}•</w:t>
-      </w:r>
-      <w:proofErr w:type="gramEnd"/>
-      <w:r>
-        <w:t xml:space="preserve"> {summary</w:t>
-      </w:r>
-      <w:proofErr w:type="gramStart"/>
-      <w:r>
-        <w:t>1}{</w:t>
-      </w:r>
-      <w:proofErr w:type="gramEnd"/>
-      <w:r>
-        <w:t>/summary1}</w:t>
+        <w:t>{#summary1}• {summary1}{/summary1}</w:t>
       </w:r>
     </w:p>
     <w:p>
@@ -277,23 +225,7 @@
         <w:ind w:left="180"/>
       </w:pPr>
       <w:r>
-        <w:t>{#summary</w:t>
-      </w:r>
-      <w:proofErr w:type="gramStart"/>
-      <w:r>
-        <w:t>2}•</w:t>
-      </w:r>
-      <w:proofErr w:type="gramEnd"/>
-      <w:r>
-        <w:t xml:space="preserve"> {summary</w:t>
-      </w:r>
-      <w:proofErr w:type="gramStart"/>
-      <w:r>
-        <w:t>2}{</w:t>
-      </w:r>
-      <w:proofErr w:type="gramEnd"/>
-      <w:r>
-        <w:t>/summary2}</w:t>
+        <w:t>{#summary2}• {summary2}{/summary2}</w:t>
       </w:r>
     </w:p>
     <w:p>
@@ -303,23 +235,7 @@
         <w:ind w:left="180"/>
       </w:pPr>
       <w:r>
-        <w:t>{#summary</w:t>
-      </w:r>
-      <w:proofErr w:type="gramStart"/>
-      <w:r>
-        <w:t>3}•</w:t>
-      </w:r>
-      <w:proofErr w:type="gramEnd"/>
-      <w:r>
-        <w:t xml:space="preserve"> {summary</w:t>
-      </w:r>
-      <w:proofErr w:type="gramStart"/>
-      <w:r>
-        <w:t>3}{</w:t>
-      </w:r>
-      <w:proofErr w:type="gramEnd"/>
-      <w:r>
-        <w:t>/summary3}</w:t>
+        <w:t>{#summary3}• {summary3}{/summary3}</w:t>
       </w:r>
     </w:p>
     <w:p>
@@ -329,23 +245,7 @@
         <w:ind w:left="180"/>
       </w:pPr>
       <w:r>
-        <w:t>{#summary</w:t>
-      </w:r>
-      <w:proofErr w:type="gramStart"/>
-      <w:r>
-        <w:t>4}•</w:t>
-      </w:r>
-      <w:proofErr w:type="gramEnd"/>
-      <w:r>
-        <w:t xml:space="preserve"> {summary</w:t>
-      </w:r>
-      <w:proofErr w:type="gramStart"/>
-      <w:r>
-        <w:t>4}{</w:t>
-      </w:r>
-      <w:proofErr w:type="gramEnd"/>
-      <w:r>
-        <w:t>/summary4}</w:t>
+        <w:t>{#summary4}• {summary4}{/summary4}</w:t>
       </w:r>
     </w:p>
     <w:p>
@@ -369,23 +269,7 @@
         <w:t xml:space="preserve">   </w:t>
       </w:r>
       <w:r>
-        <w:t>{#summary</w:t>
-      </w:r>
-      <w:proofErr w:type="gramStart"/>
-      <w:r>
-        <w:t>5}•</w:t>
-      </w:r>
-      <w:proofErr w:type="gramEnd"/>
-      <w:r>
-        <w:t xml:space="preserve"> {summary</w:t>
-      </w:r>
-      <w:proofErr w:type="gramStart"/>
-      <w:r>
-        <w:t>5}{</w:t>
-      </w:r>
-      <w:proofErr w:type="gramEnd"/>
-      <w:r>
-        <w:t>/summary5}</w:t>
+        <w:t>{#summary5}• {summary5}{/summary5}</w:t>
       </w:r>
       <w:r>
         <w:rPr>
@@ -641,21 +525,12 @@
                 <w:szCs w:val="24"/>
               </w:rPr>
             </w:pPr>
-            <w:proofErr w:type="gramStart"/>
-            <w:r>
-              <w:rPr>
-                <w:sz w:val="24"/>
-                <w:szCs w:val="24"/>
-              </w:rPr>
-              <w:t>{title}, {</w:t>
-            </w:r>
-            <w:proofErr w:type="gramEnd"/>
-            <w:r>
-              <w:rPr>
-                <w:sz w:val="24"/>
-                <w:szCs w:val="24"/>
-              </w:rPr>
-              <w:t xml:space="preserve">employer} </w:t>
+            <w:r>
+              <w:rPr>
+                <w:sz w:val="24"/>
+                <w:szCs w:val="24"/>
+              </w:rPr>
+              <w:t xml:space="preserve">{title}, {employer} </w:t>
             </w:r>
           </w:p>
           <w:p>
@@ -748,23 +623,7 @@
         <w:ind w:left="180"/>
       </w:pPr>
       <w:r>
-        <w:t>{#task</w:t>
-      </w:r>
-      <w:proofErr w:type="gramStart"/>
-      <w:r>
-        <w:t>1}•</w:t>
-      </w:r>
-      <w:proofErr w:type="gramEnd"/>
-      <w:r>
-        <w:t xml:space="preserve"> {task</w:t>
-      </w:r>
-      <w:proofErr w:type="gramStart"/>
-      <w:r>
-        <w:t>1}{</w:t>
-      </w:r>
-      <w:proofErr w:type="gramEnd"/>
-      <w:r>
-        <w:t>/task1}</w:t>
+        <w:t>{#task1}• {task1}{/task1}</w:t>
       </w:r>
     </w:p>
     <w:p>
@@ -774,23 +633,7 @@
         <w:ind w:left="180"/>
       </w:pPr>
       <w:r>
-        <w:t>{#task</w:t>
-      </w:r>
-      <w:proofErr w:type="gramStart"/>
-      <w:r>
-        <w:t>2}•</w:t>
-      </w:r>
-      <w:proofErr w:type="gramEnd"/>
-      <w:r>
-        <w:t xml:space="preserve"> {task</w:t>
-      </w:r>
-      <w:proofErr w:type="gramStart"/>
-      <w:r>
-        <w:t>2}{</w:t>
-      </w:r>
-      <w:proofErr w:type="gramEnd"/>
-      <w:r>
-        <w:t>/task2}</w:t>
+        <w:t>{#task2}• {task2}{/task2}</w:t>
       </w:r>
     </w:p>
     <w:p>
@@ -800,23 +643,7 @@
         <w:ind w:left="180"/>
       </w:pPr>
       <w:r>
-        <w:t>{#task</w:t>
-      </w:r>
-      <w:proofErr w:type="gramStart"/>
-      <w:r>
-        <w:t>3}•</w:t>
-      </w:r>
-      <w:proofErr w:type="gramEnd"/>
-      <w:r>
-        <w:t xml:space="preserve"> {task</w:t>
-      </w:r>
-      <w:proofErr w:type="gramStart"/>
-      <w:r>
-        <w:t>3}{</w:t>
-      </w:r>
-      <w:proofErr w:type="gramEnd"/>
-      <w:r>
-        <w:t>/task3}</w:t>
+        <w:t>{#task3}• {task3}{/task3}</w:t>
       </w:r>
     </w:p>
     <w:p>
@@ -826,23 +653,7 @@
         <w:ind w:left="180"/>
       </w:pPr>
       <w:r>
-        <w:t>{#task</w:t>
-      </w:r>
-      <w:proofErr w:type="gramStart"/>
-      <w:r>
-        <w:t>4}•</w:t>
-      </w:r>
-      <w:proofErr w:type="gramEnd"/>
-      <w:r>
-        <w:t xml:space="preserve"> {task</w:t>
-      </w:r>
-      <w:proofErr w:type="gramStart"/>
-      <w:r>
-        <w:t>4}{</w:t>
-      </w:r>
-      <w:proofErr w:type="gramEnd"/>
-      <w:r>
-        <w:t>/task4}</w:t>
+        <w:t>{#task4}• {task4}{/task4}</w:t>
       </w:r>
     </w:p>
     <w:p>
@@ -852,23 +663,7 @@
         <w:ind w:left="180"/>
       </w:pPr>
       <w:r>
-        <w:t>{#task</w:t>
-      </w:r>
-      <w:proofErr w:type="gramStart"/>
-      <w:r>
-        <w:t>5}•</w:t>
-      </w:r>
-      <w:proofErr w:type="gramEnd"/>
-      <w:r>
-        <w:t xml:space="preserve"> {task</w:t>
-      </w:r>
-      <w:proofErr w:type="gramStart"/>
-      <w:r>
-        <w:t>5}{</w:t>
-      </w:r>
-      <w:proofErr w:type="gramEnd"/>
-      <w:r>
-        <w:t>/task5}</w:t>
+        <w:t>{#task5}• {task5}{/task5}</w:t>
       </w:r>
     </w:p>
     <w:p>
@@ -1029,7 +824,6 @@
           <w:szCs w:val="24"/>
         </w:rPr>
       </w:pPr>
-      <w:proofErr w:type="gramStart"/>
       <w:r>
         <w:rPr>
           <w:sz w:val="24"/>
@@ -1068,7 +862,6 @@
         <w:t>}, {</w:t>
       </w:r>
       <w:proofErr w:type="spellStart"/>
-      <w:proofErr w:type="gramEnd"/>
       <w:r>
         <w:rPr>
           <w:sz w:val="24"/>
@@ -1180,16 +973,6 @@
       </w:pPr>
       <w:r>
         <w:t>{/education}</w:t>
-      </w:r>
-    </w:p>
-    <w:p>
-      <w:pPr>
-        <w:keepNext/>
-        <w:keepLines/>
-        <w:jc w:val="center"/>
-      </w:pPr>
-      <w:r>
-        <w:t>{/hasEducation}</w:t>
       </w:r>
     </w:p>
     <w:p>
@@ -1278,39 +1061,7 @@
                 <w:sz w:val="24"/>
                 <w:szCs w:val="24"/>
               </w:rPr>
-              <w:t>{#cert</w:t>
-            </w:r>
-            <w:proofErr w:type="gramStart"/>
-            <w:r>
-              <w:rPr>
-                <w:sz w:val="24"/>
-                <w:szCs w:val="24"/>
-              </w:rPr>
-              <w:t>1}•</w:t>
-            </w:r>
-            <w:proofErr w:type="gramEnd"/>
-            <w:r>
-              <w:rPr>
-                <w:sz w:val="24"/>
-                <w:szCs w:val="24"/>
-              </w:rPr>
-              <w:t xml:space="preserve"> {cert</w:t>
-            </w:r>
-            <w:proofErr w:type="gramStart"/>
-            <w:r>
-              <w:rPr>
-                <w:sz w:val="24"/>
-                <w:szCs w:val="24"/>
-              </w:rPr>
-              <w:t>1}{</w:t>
-            </w:r>
-            <w:proofErr w:type="gramEnd"/>
-            <w:r>
-              <w:rPr>
-                <w:sz w:val="24"/>
-                <w:szCs w:val="24"/>
-              </w:rPr>
-              <w:t>/cert1}</w:t>
+              <w:t>{#cert1}• {cert1}{/cert1}</w:t>
             </w:r>
           </w:p>
           <w:p>
@@ -1328,39 +1079,7 @@
                 <w:sz w:val="24"/>
                 <w:szCs w:val="24"/>
               </w:rPr>
-              <w:t>{#cert</w:t>
-            </w:r>
-            <w:proofErr w:type="gramStart"/>
-            <w:r>
-              <w:rPr>
-                <w:sz w:val="24"/>
-                <w:szCs w:val="24"/>
-              </w:rPr>
-              <w:t>2}•</w:t>
-            </w:r>
-            <w:proofErr w:type="gramEnd"/>
-            <w:r>
-              <w:rPr>
-                <w:sz w:val="24"/>
-                <w:szCs w:val="24"/>
-              </w:rPr>
-              <w:t xml:space="preserve"> {cert</w:t>
-            </w:r>
-            <w:proofErr w:type="gramStart"/>
-            <w:r>
-              <w:rPr>
-                <w:sz w:val="24"/>
-                <w:szCs w:val="24"/>
-              </w:rPr>
-              <w:t>2}{</w:t>
-            </w:r>
-            <w:proofErr w:type="gramEnd"/>
-            <w:r>
-              <w:rPr>
-                <w:sz w:val="24"/>
-                <w:szCs w:val="24"/>
-              </w:rPr>
-              <w:t>/cert2}</w:t>
+              <w:t>{#cert2}• {cert2}{/cert2}</w:t>
             </w:r>
           </w:p>
           <w:p>
@@ -1378,39 +1097,7 @@
                 <w:sz w:val="24"/>
                 <w:szCs w:val="24"/>
               </w:rPr>
-              <w:t>{#cert</w:t>
-            </w:r>
-            <w:proofErr w:type="gramStart"/>
-            <w:r>
-              <w:rPr>
-                <w:sz w:val="24"/>
-                <w:szCs w:val="24"/>
-              </w:rPr>
-              <w:t>3}•</w:t>
-            </w:r>
-            <w:proofErr w:type="gramEnd"/>
-            <w:r>
-              <w:rPr>
-                <w:sz w:val="24"/>
-                <w:szCs w:val="24"/>
-              </w:rPr>
-              <w:t xml:space="preserve"> {cert</w:t>
-            </w:r>
-            <w:proofErr w:type="gramStart"/>
-            <w:r>
-              <w:rPr>
-                <w:sz w:val="24"/>
-                <w:szCs w:val="24"/>
-              </w:rPr>
-              <w:t>3}{</w:t>
-            </w:r>
-            <w:proofErr w:type="gramEnd"/>
-            <w:r>
-              <w:rPr>
-                <w:sz w:val="24"/>
-                <w:szCs w:val="24"/>
-              </w:rPr>
-              <w:t>/cert3}</w:t>
+              <w:t>{#cert3}• {cert3}{/cert3}</w:t>
             </w:r>
           </w:p>
           <w:p>
@@ -1428,39 +1115,7 @@
                 <w:sz w:val="24"/>
                 <w:szCs w:val="24"/>
               </w:rPr>
-              <w:t>{#cert</w:t>
-            </w:r>
-            <w:proofErr w:type="gramStart"/>
-            <w:r>
-              <w:rPr>
-                <w:sz w:val="24"/>
-                <w:szCs w:val="24"/>
-              </w:rPr>
-              <w:t>4}•</w:t>
-            </w:r>
-            <w:proofErr w:type="gramEnd"/>
-            <w:r>
-              <w:rPr>
-                <w:sz w:val="24"/>
-                <w:szCs w:val="24"/>
-              </w:rPr>
-              <w:t xml:space="preserve"> {cert</w:t>
-            </w:r>
-            <w:proofErr w:type="gramStart"/>
-            <w:r>
-              <w:rPr>
-                <w:sz w:val="24"/>
-                <w:szCs w:val="24"/>
-              </w:rPr>
-              <w:t>4}{</w:t>
-            </w:r>
-            <w:proofErr w:type="gramEnd"/>
-            <w:r>
-              <w:rPr>
-                <w:sz w:val="24"/>
-                <w:szCs w:val="24"/>
-              </w:rPr>
-              <w:t>/cert4}</w:t>
+              <w:t>{#cert4}• {cert4}{/cert4}</w:t>
             </w:r>
           </w:p>
           <w:p>
@@ -1478,39 +1133,7 @@
                 <w:sz w:val="24"/>
                 <w:szCs w:val="24"/>
               </w:rPr>
-              <w:t>{#cert</w:t>
-            </w:r>
-            <w:proofErr w:type="gramStart"/>
-            <w:r>
-              <w:rPr>
-                <w:sz w:val="24"/>
-                <w:szCs w:val="24"/>
-              </w:rPr>
-              <w:t>5}•</w:t>
-            </w:r>
-            <w:proofErr w:type="gramEnd"/>
-            <w:r>
-              <w:rPr>
-                <w:sz w:val="24"/>
-                <w:szCs w:val="24"/>
-              </w:rPr>
-              <w:t xml:space="preserve"> {cert</w:t>
-            </w:r>
-            <w:proofErr w:type="gramStart"/>
-            <w:r>
-              <w:rPr>
-                <w:sz w:val="24"/>
-                <w:szCs w:val="24"/>
-              </w:rPr>
-              <w:t>5}{</w:t>
-            </w:r>
-            <w:proofErr w:type="gramEnd"/>
-            <w:r>
-              <w:rPr>
-                <w:sz w:val="24"/>
-                <w:szCs w:val="24"/>
-              </w:rPr>
-              <w:t>/cert5}</w:t>
+              <w:t>{#cert5}• {cert5}{/cert5}</w:t>
             </w:r>
           </w:p>
           <w:p>
@@ -1528,39 +1151,7 @@
                 <w:sz w:val="24"/>
                 <w:szCs w:val="24"/>
               </w:rPr>
-              <w:t>{#cert</w:t>
-            </w:r>
-            <w:proofErr w:type="gramStart"/>
-            <w:r>
-              <w:rPr>
-                <w:sz w:val="24"/>
-                <w:szCs w:val="24"/>
-              </w:rPr>
-              <w:t>6}•</w:t>
-            </w:r>
-            <w:proofErr w:type="gramEnd"/>
-            <w:r>
-              <w:rPr>
-                <w:sz w:val="24"/>
-                <w:szCs w:val="24"/>
-              </w:rPr>
-              <w:t xml:space="preserve"> {cert</w:t>
-            </w:r>
-            <w:proofErr w:type="gramStart"/>
-            <w:r>
-              <w:rPr>
-                <w:sz w:val="24"/>
-                <w:szCs w:val="24"/>
-              </w:rPr>
-              <w:t>6}{</w:t>
-            </w:r>
-            <w:proofErr w:type="gramEnd"/>
-            <w:r>
-              <w:rPr>
-                <w:sz w:val="24"/>
-                <w:szCs w:val="24"/>
-              </w:rPr>
-              <w:t>/cert6}</w:t>
+              <w:t>{#cert6}• {cert6}{/cert6}</w:t>
             </w:r>
           </w:p>
           <w:p>
@@ -1578,39 +1169,7 @@
                 <w:sz w:val="24"/>
                 <w:szCs w:val="24"/>
               </w:rPr>
-              <w:t>{#cert</w:t>
-            </w:r>
-            <w:proofErr w:type="gramStart"/>
-            <w:r>
-              <w:rPr>
-                <w:sz w:val="24"/>
-                <w:szCs w:val="24"/>
-              </w:rPr>
-              <w:t>7}•</w:t>
-            </w:r>
-            <w:proofErr w:type="gramEnd"/>
-            <w:r>
-              <w:rPr>
-                <w:sz w:val="24"/>
-                <w:szCs w:val="24"/>
-              </w:rPr>
-              <w:t xml:space="preserve"> {cert</w:t>
-            </w:r>
-            <w:proofErr w:type="gramStart"/>
-            <w:r>
-              <w:rPr>
-                <w:sz w:val="24"/>
-                <w:szCs w:val="24"/>
-              </w:rPr>
-              <w:t>7}{</w:t>
-            </w:r>
-            <w:proofErr w:type="gramEnd"/>
-            <w:r>
-              <w:rPr>
-                <w:sz w:val="24"/>
-                <w:szCs w:val="24"/>
-              </w:rPr>
-              <w:t>/cert7}</w:t>
+              <w:t>{#cert7}• {cert7}{/cert7}</w:t>
             </w:r>
           </w:p>
           <w:p>
@@ -1628,39 +1187,7 @@
                 <w:sz w:val="24"/>
                 <w:szCs w:val="24"/>
               </w:rPr>
-              <w:t>{#cert</w:t>
-            </w:r>
-            <w:proofErr w:type="gramStart"/>
-            <w:r>
-              <w:rPr>
-                <w:sz w:val="24"/>
-                <w:szCs w:val="24"/>
-              </w:rPr>
-              <w:t>8}•</w:t>
-            </w:r>
-            <w:proofErr w:type="gramEnd"/>
-            <w:r>
-              <w:rPr>
-                <w:sz w:val="24"/>
-                <w:szCs w:val="24"/>
-              </w:rPr>
-              <w:t xml:space="preserve"> {cert</w:t>
-            </w:r>
-            <w:proofErr w:type="gramStart"/>
-            <w:r>
-              <w:rPr>
-                <w:sz w:val="24"/>
-                <w:szCs w:val="24"/>
-              </w:rPr>
-              <w:t>8}{</w:t>
-            </w:r>
-            <w:proofErr w:type="gramEnd"/>
-            <w:r>
-              <w:rPr>
-                <w:sz w:val="24"/>
-                <w:szCs w:val="24"/>
-              </w:rPr>
-              <w:t>/cert8}</w:t>
+              <w:t>{#cert8}• {cert8}{/cert8}</w:t>
             </w:r>
           </w:p>
           <w:p>
@@ -1678,39 +1205,7 @@
                 <w:sz w:val="24"/>
                 <w:szCs w:val="24"/>
               </w:rPr>
-              <w:t>{#cert</w:t>
-            </w:r>
-            <w:proofErr w:type="gramStart"/>
-            <w:r>
-              <w:rPr>
-                <w:sz w:val="24"/>
-                <w:szCs w:val="24"/>
-              </w:rPr>
-              <w:t>9}•</w:t>
-            </w:r>
-            <w:proofErr w:type="gramEnd"/>
-            <w:r>
-              <w:rPr>
-                <w:sz w:val="24"/>
-                <w:szCs w:val="24"/>
-              </w:rPr>
-              <w:t xml:space="preserve"> {cert</w:t>
-            </w:r>
-            <w:proofErr w:type="gramStart"/>
-            <w:r>
-              <w:rPr>
-                <w:sz w:val="24"/>
-                <w:szCs w:val="24"/>
-              </w:rPr>
-              <w:t>9}{</w:t>
-            </w:r>
-            <w:proofErr w:type="gramEnd"/>
-            <w:r>
-              <w:rPr>
-                <w:sz w:val="24"/>
-                <w:szCs w:val="24"/>
-              </w:rPr>
-              <w:t>/cert9}</w:t>
+              <w:t>{#cert9}• {cert9}{/cert9}</w:t>
             </w:r>
           </w:p>
           <w:p>
@@ -1728,39 +1223,7 @@
                 <w:sz w:val="24"/>
                 <w:szCs w:val="24"/>
               </w:rPr>
-              <w:t>{#cert</w:t>
-            </w:r>
-            <w:proofErr w:type="gramStart"/>
-            <w:r>
-              <w:rPr>
-                <w:sz w:val="24"/>
-                <w:szCs w:val="24"/>
-              </w:rPr>
-              <w:t>10}•</w:t>
-            </w:r>
-            <w:proofErr w:type="gramEnd"/>
-            <w:r>
-              <w:rPr>
-                <w:sz w:val="24"/>
-                <w:szCs w:val="24"/>
-              </w:rPr>
-              <w:t xml:space="preserve"> {cert</w:t>
-            </w:r>
-            <w:proofErr w:type="gramStart"/>
-            <w:r>
-              <w:rPr>
-                <w:sz w:val="24"/>
-                <w:szCs w:val="24"/>
-              </w:rPr>
-              <w:t>10}{</w:t>
-            </w:r>
-            <w:proofErr w:type="gramEnd"/>
-            <w:r>
-              <w:rPr>
-                <w:sz w:val="24"/>
-                <w:szCs w:val="24"/>
-              </w:rPr>
-              <w:t>/cert10}</w:t>
+              <w:t>{#cert10}• {cert10}{/cert10}</w:t>
             </w:r>
           </w:p>
           <w:p>
@@ -1841,39 +1304,7 @@
                 <w:sz w:val="24"/>
                 <w:szCs w:val="24"/>
               </w:rPr>
-              <w:t>{#skill</w:t>
-            </w:r>
-            <w:proofErr w:type="gramStart"/>
-            <w:r>
-              <w:rPr>
-                <w:sz w:val="24"/>
-                <w:szCs w:val="24"/>
-              </w:rPr>
-              <w:t>1}•</w:t>
-            </w:r>
-            <w:proofErr w:type="gramEnd"/>
-            <w:r>
-              <w:rPr>
-                <w:sz w:val="24"/>
-                <w:szCs w:val="24"/>
-              </w:rPr>
-              <w:t xml:space="preserve"> {skill</w:t>
-            </w:r>
-            <w:proofErr w:type="gramStart"/>
-            <w:r>
-              <w:rPr>
-                <w:sz w:val="24"/>
-                <w:szCs w:val="24"/>
-              </w:rPr>
-              <w:t>1}{</w:t>
-            </w:r>
-            <w:proofErr w:type="gramEnd"/>
-            <w:r>
-              <w:rPr>
-                <w:sz w:val="24"/>
-                <w:szCs w:val="24"/>
-              </w:rPr>
-              <w:t>/skill1}</w:t>
+              <w:t>{#skill1}• {skill1}{/skill1}</w:t>
             </w:r>
           </w:p>
           <w:p>
@@ -1891,39 +1322,7 @@
                 <w:sz w:val="24"/>
                 <w:szCs w:val="24"/>
               </w:rPr>
-              <w:t>{#skill</w:t>
-            </w:r>
-            <w:proofErr w:type="gramStart"/>
-            <w:r>
-              <w:rPr>
-                <w:sz w:val="24"/>
-                <w:szCs w:val="24"/>
-              </w:rPr>
-              <w:t>2}•</w:t>
-            </w:r>
-            <w:proofErr w:type="gramEnd"/>
-            <w:r>
-              <w:rPr>
-                <w:sz w:val="24"/>
-                <w:szCs w:val="24"/>
-              </w:rPr>
-              <w:t xml:space="preserve"> {skill</w:t>
-            </w:r>
-            <w:proofErr w:type="gramStart"/>
-            <w:r>
-              <w:rPr>
-                <w:sz w:val="24"/>
-                <w:szCs w:val="24"/>
-              </w:rPr>
-              <w:t>2}{</w:t>
-            </w:r>
-            <w:proofErr w:type="gramEnd"/>
-            <w:r>
-              <w:rPr>
-                <w:sz w:val="24"/>
-                <w:szCs w:val="24"/>
-              </w:rPr>
-              <w:t>/skill2}</w:t>
+              <w:t>{#skill2}• {skill2}{/skill2}</w:t>
             </w:r>
           </w:p>
           <w:p>
@@ -1941,39 +1340,7 @@
                 <w:sz w:val="24"/>
                 <w:szCs w:val="24"/>
               </w:rPr>
-              <w:t>{#skill</w:t>
-            </w:r>
-            <w:proofErr w:type="gramStart"/>
-            <w:r>
-              <w:rPr>
-                <w:sz w:val="24"/>
-                <w:szCs w:val="24"/>
-              </w:rPr>
-              <w:t>3}•</w:t>
-            </w:r>
-            <w:proofErr w:type="gramEnd"/>
-            <w:r>
-              <w:rPr>
-                <w:sz w:val="24"/>
-                <w:szCs w:val="24"/>
-              </w:rPr>
-              <w:t xml:space="preserve"> {skill</w:t>
-            </w:r>
-            <w:proofErr w:type="gramStart"/>
-            <w:r>
-              <w:rPr>
-                <w:sz w:val="24"/>
-                <w:szCs w:val="24"/>
-              </w:rPr>
-              <w:t>3}{</w:t>
-            </w:r>
-            <w:proofErr w:type="gramEnd"/>
-            <w:r>
-              <w:rPr>
-                <w:sz w:val="24"/>
-                <w:szCs w:val="24"/>
-              </w:rPr>
-              <w:t>/skill3}</w:t>
+              <w:t>{#skill3}• {skill3}{/skill3}</w:t>
             </w:r>
           </w:p>
           <w:p>
@@ -1991,39 +1358,7 @@
                 <w:sz w:val="24"/>
                 <w:szCs w:val="24"/>
               </w:rPr>
-              <w:t>{#skill</w:t>
-            </w:r>
-            <w:proofErr w:type="gramStart"/>
-            <w:r>
-              <w:rPr>
-                <w:sz w:val="24"/>
-                <w:szCs w:val="24"/>
-              </w:rPr>
-              <w:t>4}•</w:t>
-            </w:r>
-            <w:proofErr w:type="gramEnd"/>
-            <w:r>
-              <w:rPr>
-                <w:sz w:val="24"/>
-                <w:szCs w:val="24"/>
-              </w:rPr>
-              <w:t xml:space="preserve"> {skill</w:t>
-            </w:r>
-            <w:proofErr w:type="gramStart"/>
-            <w:r>
-              <w:rPr>
-                <w:sz w:val="24"/>
-                <w:szCs w:val="24"/>
-              </w:rPr>
-              <w:t>4}{</w:t>
-            </w:r>
-            <w:proofErr w:type="gramEnd"/>
-            <w:r>
-              <w:rPr>
-                <w:sz w:val="24"/>
-                <w:szCs w:val="24"/>
-              </w:rPr>
-              <w:t>/skill4}</w:t>
+              <w:t>{#skill4}• {skill4}{/skill4}</w:t>
             </w:r>
           </w:p>
           <w:p>
@@ -2041,39 +1376,7 @@
                 <w:sz w:val="24"/>
                 <w:szCs w:val="24"/>
               </w:rPr>
-              <w:t>{#skill</w:t>
-            </w:r>
-            <w:proofErr w:type="gramStart"/>
-            <w:r>
-              <w:rPr>
-                <w:sz w:val="24"/>
-                <w:szCs w:val="24"/>
-              </w:rPr>
-              <w:t>5}•</w:t>
-            </w:r>
-            <w:proofErr w:type="gramEnd"/>
-            <w:r>
-              <w:rPr>
-                <w:sz w:val="24"/>
-                <w:szCs w:val="24"/>
-              </w:rPr>
-              <w:t xml:space="preserve"> {skill</w:t>
-            </w:r>
-            <w:proofErr w:type="gramStart"/>
-            <w:r>
-              <w:rPr>
-                <w:sz w:val="24"/>
-                <w:szCs w:val="24"/>
-              </w:rPr>
-              <w:t>5}{</w:t>
-            </w:r>
-            <w:proofErr w:type="gramEnd"/>
-            <w:r>
-              <w:rPr>
-                <w:sz w:val="24"/>
-                <w:szCs w:val="24"/>
-              </w:rPr>
-              <w:t>/skill5}</w:t>
+              <w:t>{#skill5}• {skill5}{/skill5}</w:t>
             </w:r>
           </w:p>
           <w:p>
@@ -2091,39 +1394,7 @@
                 <w:sz w:val="24"/>
                 <w:szCs w:val="24"/>
               </w:rPr>
-              <w:t>{#skill</w:t>
-            </w:r>
-            <w:proofErr w:type="gramStart"/>
-            <w:r>
-              <w:rPr>
-                <w:sz w:val="24"/>
-                <w:szCs w:val="24"/>
-              </w:rPr>
-              <w:t>6}•</w:t>
-            </w:r>
-            <w:proofErr w:type="gramEnd"/>
-            <w:r>
-              <w:rPr>
-                <w:sz w:val="24"/>
-                <w:szCs w:val="24"/>
-              </w:rPr>
-              <w:t xml:space="preserve"> {skill</w:t>
-            </w:r>
-            <w:proofErr w:type="gramStart"/>
-            <w:r>
-              <w:rPr>
-                <w:sz w:val="24"/>
-                <w:szCs w:val="24"/>
-              </w:rPr>
-              <w:t>6}{</w:t>
-            </w:r>
-            <w:proofErr w:type="gramEnd"/>
-            <w:r>
-              <w:rPr>
-                <w:sz w:val="24"/>
-                <w:szCs w:val="24"/>
-              </w:rPr>
-              <w:t>/skill6}</w:t>
+              <w:t>{#skill6}• {skill6}{/skill6}</w:t>
             </w:r>
           </w:p>
           <w:p>
@@ -2141,39 +1412,7 @@
                 <w:sz w:val="24"/>
                 <w:szCs w:val="24"/>
               </w:rPr>
-              <w:t>{#skill</w:t>
-            </w:r>
-            <w:proofErr w:type="gramStart"/>
-            <w:r>
-              <w:rPr>
-                <w:sz w:val="24"/>
-                <w:szCs w:val="24"/>
-              </w:rPr>
-              <w:t>7}•</w:t>
-            </w:r>
-            <w:proofErr w:type="gramEnd"/>
-            <w:r>
-              <w:rPr>
-                <w:sz w:val="24"/>
-                <w:szCs w:val="24"/>
-              </w:rPr>
-              <w:t xml:space="preserve"> {skill</w:t>
-            </w:r>
-            <w:proofErr w:type="gramStart"/>
-            <w:r>
-              <w:rPr>
-                <w:sz w:val="24"/>
-                <w:szCs w:val="24"/>
-              </w:rPr>
-              <w:t>7}{</w:t>
-            </w:r>
-            <w:proofErr w:type="gramEnd"/>
-            <w:r>
-              <w:rPr>
-                <w:sz w:val="24"/>
-                <w:szCs w:val="24"/>
-              </w:rPr>
-              <w:t>/skill7}</w:t>
+              <w:t>{#skill7}• {skill7}{/skill7}</w:t>
             </w:r>
           </w:p>
           <w:p>
@@ -2191,39 +1430,7 @@
                 <w:sz w:val="24"/>
                 <w:szCs w:val="24"/>
               </w:rPr>
-              <w:t>{#skill</w:t>
-            </w:r>
-            <w:proofErr w:type="gramStart"/>
-            <w:r>
-              <w:rPr>
-                <w:sz w:val="24"/>
-                <w:szCs w:val="24"/>
-              </w:rPr>
-              <w:t>8}•</w:t>
-            </w:r>
-            <w:proofErr w:type="gramEnd"/>
-            <w:r>
-              <w:rPr>
-                <w:sz w:val="24"/>
-                <w:szCs w:val="24"/>
-              </w:rPr>
-              <w:t xml:space="preserve"> {skill</w:t>
-            </w:r>
-            <w:proofErr w:type="gramStart"/>
-            <w:r>
-              <w:rPr>
-                <w:sz w:val="24"/>
-                <w:szCs w:val="24"/>
-              </w:rPr>
-              <w:t>8}{</w:t>
-            </w:r>
-            <w:proofErr w:type="gramEnd"/>
-            <w:r>
-              <w:rPr>
-                <w:sz w:val="24"/>
-                <w:szCs w:val="24"/>
-              </w:rPr>
-              <w:t>/skill8}</w:t>
+              <w:t>{#skill8}• {skill8}{/skill8}</w:t>
             </w:r>
           </w:p>
           <w:p>
@@ -2241,39 +1448,7 @@
                 <w:sz w:val="24"/>
                 <w:szCs w:val="24"/>
               </w:rPr>
-              <w:t>{#skill</w:t>
-            </w:r>
-            <w:proofErr w:type="gramStart"/>
-            <w:r>
-              <w:rPr>
-                <w:sz w:val="24"/>
-                <w:szCs w:val="24"/>
-              </w:rPr>
-              <w:t>9}•</w:t>
-            </w:r>
-            <w:proofErr w:type="gramEnd"/>
-            <w:r>
-              <w:rPr>
-                <w:sz w:val="24"/>
-                <w:szCs w:val="24"/>
-              </w:rPr>
-              <w:t xml:space="preserve"> {skill</w:t>
-            </w:r>
-            <w:proofErr w:type="gramStart"/>
-            <w:r>
-              <w:rPr>
-                <w:sz w:val="24"/>
-                <w:szCs w:val="24"/>
-              </w:rPr>
-              <w:t>9}{</w:t>
-            </w:r>
-            <w:proofErr w:type="gramEnd"/>
-            <w:r>
-              <w:rPr>
-                <w:sz w:val="24"/>
-                <w:szCs w:val="24"/>
-              </w:rPr>
-              <w:t>/skill9}</w:t>
+              <w:t>{#skill9}• {skill9}{/skill9}</w:t>
             </w:r>
           </w:p>
           <w:p>
@@ -2291,39 +1466,7 @@
                 <w:sz w:val="24"/>
                 <w:szCs w:val="24"/>
               </w:rPr>
-              <w:t>{#skill</w:t>
-            </w:r>
-            <w:proofErr w:type="gramStart"/>
-            <w:r>
-              <w:rPr>
-                <w:sz w:val="24"/>
-                <w:szCs w:val="24"/>
-              </w:rPr>
-              <w:t>10}•</w:t>
-            </w:r>
-            <w:proofErr w:type="gramEnd"/>
-            <w:r>
-              <w:rPr>
-                <w:sz w:val="24"/>
-                <w:szCs w:val="24"/>
-              </w:rPr>
-              <w:t xml:space="preserve"> {skill</w:t>
-            </w:r>
-            <w:proofErr w:type="gramStart"/>
-            <w:r>
-              <w:rPr>
-                <w:sz w:val="24"/>
-                <w:szCs w:val="24"/>
-              </w:rPr>
-              <w:t>10}{</w:t>
-            </w:r>
-            <w:proofErr w:type="gramEnd"/>
-            <w:r>
-              <w:rPr>
-                <w:sz w:val="24"/>
-                <w:szCs w:val="24"/>
-              </w:rPr>
-              <w:t>/skill10}</w:t>
+              <w:t>{#skill10}• {skill10}{/skill10}</w:t>
             </w:r>
           </w:p>
           <w:p>

--- a/public/templates/Template.docx
+++ b/public/templates/Template.docx
@@ -41,61 +41,127 @@
         <w:jc w:val="center"/>
         <w:rPr>
           <w:rFonts w:ascii="Maiandra GD" w:eastAsia="Georgia" w:hAnsi="Maiandra GD" w:cs="Georgia"/>
-        </w:rPr>
-      </w:pPr>
+          <w:sz w:val="24"/>
+          <w:szCs w:val="24"/>
+        </w:rPr>
+      </w:pPr>
+      <w:proofErr w:type="gramStart"/>
       <w:r>
         <w:rPr>
           <w:rFonts w:ascii="Maiandra GD" w:eastAsia="Georgia" w:hAnsi="Maiandra GD" w:cs="Georgia"/>
+          <w:sz w:val="24"/>
+          <w:szCs w:val="24"/>
         </w:rPr>
         <w:t>{city}</w:t>
       </w:r>
       <w:r>
         <w:rPr>
           <w:rFonts w:ascii="Maiandra GD" w:eastAsia="Georgia" w:hAnsi="Maiandra GD" w:cs="Georgia"/>
+          <w:sz w:val="24"/>
+          <w:szCs w:val="24"/>
         </w:rPr>
         <w:t xml:space="preserve">, </w:t>
       </w:r>
       <w:r>
         <w:rPr>
           <w:rFonts w:ascii="Maiandra GD" w:eastAsia="Georgia" w:hAnsi="Maiandra GD" w:cs="Georgia"/>
-        </w:rPr>
-        <w:t>{state} {zip}</w:t>
-      </w:r>
+          <w:sz w:val="24"/>
+          <w:szCs w:val="24"/>
+        </w:rPr>
+        <w:t>{</w:t>
+      </w:r>
+      <w:proofErr w:type="gramEnd"/>
       <w:r>
         <w:rPr>
           <w:rFonts w:ascii="Maiandra GD" w:eastAsia="Georgia" w:hAnsi="Maiandra GD" w:cs="Georgia"/>
+          <w:sz w:val="24"/>
+          <w:szCs w:val="24"/>
+        </w:rPr>
+        <w:t>state} {</w:t>
+      </w:r>
+      <w:proofErr w:type="gramStart"/>
+      <w:r>
+        <w:rPr>
+          <w:rFonts w:ascii="Maiandra GD" w:eastAsia="Georgia" w:hAnsi="Maiandra GD" w:cs="Georgia"/>
+          <w:sz w:val="24"/>
+          <w:szCs w:val="24"/>
+        </w:rPr>
+        <w:t>zip}</w:t>
+      </w:r>
+      <w:r>
+        <w:rPr>
+          <w:rFonts w:ascii="Maiandra GD" w:eastAsia="Georgia" w:hAnsi="Maiandra GD" w:cs="Georgia"/>
+          <w:sz w:val="24"/>
+          <w:szCs w:val="24"/>
         </w:rPr>
         <w:t xml:space="preserve">  </w:t>
       </w:r>
       <w:r>
         <w:rPr>
           <w:rFonts w:ascii="Maiandra GD" w:eastAsia="Georgia" w:hAnsi="Maiandra GD" w:cs="Georgia"/>
-        </w:rPr>
-        <w:t xml:space="preserve">    </w:t>
-      </w:r>
+          <w:sz w:val="24"/>
+          <w:szCs w:val="24"/>
+        </w:rPr>
+        <w:t xml:space="preserve"> </w:t>
+      </w:r>
+      <w:proofErr w:type="gramEnd"/>
       <w:r>
         <w:rPr>
           <w:rFonts w:ascii="Maiandra GD" w:eastAsia="Georgia" w:hAnsi="Maiandra GD" w:cs="Georgia"/>
+          <w:sz w:val="24"/>
+          <w:szCs w:val="24"/>
+        </w:rPr>
+        <w:t xml:space="preserve">   </w:t>
+      </w:r>
+      <w:r>
+        <w:rPr>
+          <w:rFonts w:ascii="Maiandra GD" w:eastAsia="Georgia" w:hAnsi="Maiandra GD" w:cs="Georgia"/>
+          <w:sz w:val="24"/>
+          <w:szCs w:val="24"/>
         </w:rPr>
         <w:t>Phone</w:t>
       </w:r>
       <w:r>
         <w:rPr>
           <w:rFonts w:ascii="Maiandra GD" w:eastAsia="Georgia" w:hAnsi="Maiandra GD" w:cs="Georgia"/>
+          <w:sz w:val="24"/>
+          <w:szCs w:val="24"/>
         </w:rPr>
         <w:t xml:space="preserve">: </w:t>
       </w:r>
       <w:r>
         <w:rPr>
           <w:rFonts w:ascii="Maiandra GD" w:eastAsia="Georgia" w:hAnsi="Maiandra GD" w:cs="Georgia"/>
-        </w:rPr>
-        <w:t>{phone}</w:t>
-      </w:r>
+          <w:sz w:val="24"/>
+          <w:szCs w:val="24"/>
+        </w:rPr>
+        <w:t>{</w:t>
+      </w:r>
+      <w:proofErr w:type="gramStart"/>
       <w:r>
         <w:rPr>
           <w:rFonts w:ascii="Maiandra GD" w:eastAsia="Georgia" w:hAnsi="Maiandra GD" w:cs="Georgia"/>
-        </w:rPr>
-        <w:t xml:space="preserve">    </w:t>
+          <w:sz w:val="24"/>
+          <w:szCs w:val="24"/>
+        </w:rPr>
+        <w:t>phone}</w:t>
+      </w:r>
+      <w:r>
+        <w:rPr>
+          <w:rFonts w:ascii="Maiandra GD" w:eastAsia="Georgia" w:hAnsi="Maiandra GD" w:cs="Georgia"/>
+          <w:sz w:val="24"/>
+          <w:szCs w:val="24"/>
+        </w:rPr>
+        <w:t xml:space="preserve">   </w:t>
+      </w:r>
+      <w:proofErr w:type="gramEnd"/>
+      <w:r>
+        <w:rPr>
+          <w:rFonts w:ascii="Maiandra GD" w:eastAsia="Georgia" w:hAnsi="Maiandra GD" w:cs="Georgia"/>
+          <w:sz w:val="24"/>
+          <w:szCs w:val="24"/>
+        </w:rPr>
+        <w:t xml:space="preserve"> </w:t>
       </w:r>
       <w:r>
         <w:rPr>
@@ -170,8 +236,8 @@
           <w:b/>
           <w:i/>
           <w:color w:val="000000"/>
-          <w:sz w:val="28"/>
-          <w:szCs w:val="28"/>
+          <w:sz w:val="30"/>
+          <w:szCs w:val="30"/>
         </w:rPr>
       </w:pPr>
       <w:r>
@@ -180,8 +246,8 @@
           <w:b/>
           <w:i/>
           <w:color w:val="000000"/>
-          <w:sz w:val="28"/>
-          <w:szCs w:val="28"/>
+          <w:sz w:val="30"/>
+          <w:szCs w:val="30"/>
         </w:rPr>
         <w:t>Career Profile</w:t>
       </w:r>
@@ -202,8 +268,8 @@
           <w:b/>
           <w:i/>
           <w:color w:val="000000"/>
-          <w:sz w:val="10"/>
-          <w:szCs w:val="10"/>
+          <w:sz w:val="24"/>
+          <w:szCs w:val="24"/>
         </w:rPr>
       </w:pPr>
     </w:p>
@@ -213,9 +279,49 @@
         <w:keepLines/>
         <w:spacing w:before="120"/>
         <w:ind w:left="187"/>
-      </w:pPr>
-      <w:r>
-        <w:t>{#summary1}• {summary1}{/summary1}</w:t>
+        <w:rPr>
+          <w:sz w:val="24"/>
+          <w:szCs w:val="24"/>
+        </w:rPr>
+      </w:pPr>
+      <w:r>
+        <w:rPr>
+          <w:sz w:val="24"/>
+          <w:szCs w:val="24"/>
+        </w:rPr>
+        <w:t>{#summary</w:t>
+      </w:r>
+      <w:proofErr w:type="gramStart"/>
+      <w:r>
+        <w:rPr>
+          <w:sz w:val="24"/>
+          <w:szCs w:val="24"/>
+        </w:rPr>
+        <w:t>1}•</w:t>
+      </w:r>
+      <w:proofErr w:type="gramEnd"/>
+      <w:r>
+        <w:rPr>
+          <w:sz w:val="24"/>
+          <w:szCs w:val="24"/>
+        </w:rPr>
+        <w:t xml:space="preserve"> {summary</w:t>
+      </w:r>
+      <w:proofErr w:type="gramStart"/>
+      <w:r>
+        <w:rPr>
+          <w:sz w:val="24"/>
+          <w:szCs w:val="24"/>
+        </w:rPr>
+        <w:t>1}{</w:t>
+      </w:r>
+      <w:proofErr w:type="gramEnd"/>
+      <w:r>
+        <w:rPr>
+          <w:sz w:val="24"/>
+          <w:szCs w:val="24"/>
+        </w:rPr>
+        <w:t>/summary1}</w:t>
       </w:r>
     </w:p>
     <w:p>
@@ -223,9 +329,49 @@
         <w:keepNext/>
         <w:keepLines/>
         <w:ind w:left="180"/>
-      </w:pPr>
-      <w:r>
-        <w:t>{#summary2}• {summary2}{/summary2}</w:t>
+        <w:rPr>
+          <w:sz w:val="24"/>
+          <w:szCs w:val="24"/>
+        </w:rPr>
+      </w:pPr>
+      <w:r>
+        <w:rPr>
+          <w:sz w:val="24"/>
+          <w:szCs w:val="24"/>
+        </w:rPr>
+        <w:t>{#summary</w:t>
+      </w:r>
+      <w:proofErr w:type="gramStart"/>
+      <w:r>
+        <w:rPr>
+          <w:sz w:val="24"/>
+          <w:szCs w:val="24"/>
+        </w:rPr>
+        <w:t>2}•</w:t>
+      </w:r>
+      <w:proofErr w:type="gramEnd"/>
+      <w:r>
+        <w:rPr>
+          <w:sz w:val="24"/>
+          <w:szCs w:val="24"/>
+        </w:rPr>
+        <w:t xml:space="preserve"> {summary</w:t>
+      </w:r>
+      <w:proofErr w:type="gramStart"/>
+      <w:r>
+        <w:rPr>
+          <w:sz w:val="24"/>
+          <w:szCs w:val="24"/>
+        </w:rPr>
+        <w:t>2}{</w:t>
+      </w:r>
+      <w:proofErr w:type="gramEnd"/>
+      <w:r>
+        <w:rPr>
+          <w:sz w:val="24"/>
+          <w:szCs w:val="24"/>
+        </w:rPr>
+        <w:t>/summary2}</w:t>
       </w:r>
     </w:p>
     <w:p>
@@ -233,9 +379,49 @@
         <w:keepNext/>
         <w:keepLines/>
         <w:ind w:left="180"/>
-      </w:pPr>
-      <w:r>
-        <w:t>{#summary3}• {summary3}{/summary3}</w:t>
+        <w:rPr>
+          <w:sz w:val="24"/>
+          <w:szCs w:val="24"/>
+        </w:rPr>
+      </w:pPr>
+      <w:r>
+        <w:rPr>
+          <w:sz w:val="24"/>
+          <w:szCs w:val="24"/>
+        </w:rPr>
+        <w:t>{#summary</w:t>
+      </w:r>
+      <w:proofErr w:type="gramStart"/>
+      <w:r>
+        <w:rPr>
+          <w:sz w:val="24"/>
+          <w:szCs w:val="24"/>
+        </w:rPr>
+        <w:t>3}•</w:t>
+      </w:r>
+      <w:proofErr w:type="gramEnd"/>
+      <w:r>
+        <w:rPr>
+          <w:sz w:val="24"/>
+          <w:szCs w:val="24"/>
+        </w:rPr>
+        <w:t xml:space="preserve"> {summary</w:t>
+      </w:r>
+      <w:proofErr w:type="gramStart"/>
+      <w:r>
+        <w:rPr>
+          <w:sz w:val="24"/>
+          <w:szCs w:val="24"/>
+        </w:rPr>
+        <w:t>3}{</w:t>
+      </w:r>
+      <w:proofErr w:type="gramEnd"/>
+      <w:r>
+        <w:rPr>
+          <w:sz w:val="24"/>
+          <w:szCs w:val="24"/>
+        </w:rPr>
+        <w:t>/summary3}</w:t>
       </w:r>
     </w:p>
     <w:p>
@@ -243,9 +429,49 @@
         <w:keepNext/>
         <w:keepLines/>
         <w:ind w:left="180"/>
-      </w:pPr>
-      <w:r>
-        <w:t>{#summary4}• {summary4}{/summary4}</w:t>
+        <w:rPr>
+          <w:sz w:val="24"/>
+          <w:szCs w:val="24"/>
+        </w:rPr>
+      </w:pPr>
+      <w:r>
+        <w:rPr>
+          <w:sz w:val="24"/>
+          <w:szCs w:val="24"/>
+        </w:rPr>
+        <w:t>{#summary</w:t>
+      </w:r>
+      <w:proofErr w:type="gramStart"/>
+      <w:r>
+        <w:rPr>
+          <w:sz w:val="24"/>
+          <w:szCs w:val="24"/>
+        </w:rPr>
+        <w:t>4}•</w:t>
+      </w:r>
+      <w:proofErr w:type="gramEnd"/>
+      <w:r>
+        <w:rPr>
+          <w:sz w:val="24"/>
+          <w:szCs w:val="24"/>
+        </w:rPr>
+        <w:t xml:space="preserve"> {summary</w:t>
+      </w:r>
+      <w:proofErr w:type="gramStart"/>
+      <w:r>
+        <w:rPr>
+          <w:sz w:val="24"/>
+          <w:szCs w:val="24"/>
+        </w:rPr>
+        <w:t>4}{</w:t>
+      </w:r>
+      <w:proofErr w:type="gramEnd"/>
+      <w:r>
+        <w:rPr>
+          <w:sz w:val="24"/>
+          <w:szCs w:val="24"/>
+        </w:rPr>
+        <w:t>/summary4}</w:t>
       </w:r>
     </w:p>
     <w:p>
@@ -259,21 +485,90 @@
         </w:pBdr>
         <w:jc w:val="both"/>
         <w:rPr>
+          <w:sz w:val="24"/>
+          <w:szCs w:val="24"/>
+        </w:rPr>
+      </w:pPr>
+      <w:r>
+        <w:rPr>
+          <w:sz w:val="24"/>
+          <w:szCs w:val="24"/>
+        </w:rPr>
+        <w:t xml:space="preserve">   {#summary</w:t>
+      </w:r>
+      <w:proofErr w:type="gramStart"/>
+      <w:r>
+        <w:rPr>
+          <w:sz w:val="24"/>
+          <w:szCs w:val="24"/>
+        </w:rPr>
+        <w:t>5}•</w:t>
+      </w:r>
+      <w:proofErr w:type="gramEnd"/>
+      <w:r>
+        <w:rPr>
+          <w:sz w:val="24"/>
+          <w:szCs w:val="24"/>
+        </w:rPr>
+        <w:t xml:space="preserve"> {summary</w:t>
+      </w:r>
+      <w:proofErr w:type="gramStart"/>
+      <w:r>
+        <w:rPr>
+          <w:sz w:val="24"/>
+          <w:szCs w:val="24"/>
+        </w:rPr>
+        <w:t>5}{</w:t>
+      </w:r>
+      <w:proofErr w:type="gramEnd"/>
+      <w:r>
+        <w:rPr>
+          <w:sz w:val="24"/>
+          <w:szCs w:val="24"/>
+        </w:rPr>
+        <w:t>/summary5}</w:t>
+      </w:r>
+    </w:p>
+    <w:p>
+      <w:pPr>
+        <w:pBdr>
+          <w:top w:val="nil"/>
+          <w:left w:val="nil"/>
+          <w:bottom w:val="nil"/>
+          <w:right w:val="nil"/>
+          <w:between w:val="nil"/>
+        </w:pBdr>
+        <w:jc w:val="both"/>
+        <w:rPr>
+          <w:sz w:val="24"/>
+          <w:szCs w:val="24"/>
+        </w:rPr>
+      </w:pPr>
+    </w:p>
+    <w:p>
+      <w:pPr>
+        <w:pBdr>
+          <w:top w:val="nil"/>
+          <w:left w:val="nil"/>
+          <w:bottom w:val="nil"/>
+          <w:right w:val="nil"/>
+          <w:between w:val="nil"/>
+        </w:pBdr>
+        <w:jc w:val="both"/>
+        <w:rPr>
           <w:rFonts w:ascii="Maiandra GD" w:eastAsia="Georgia" w:hAnsi="Maiandra GD" w:cs="Georgia"/>
           <w:b/>
           <w:bCs/>
           <w:color w:val="000000"/>
-        </w:rPr>
-      </w:pPr>
-      <w:r>
-        <w:t xml:space="preserve">   </w:t>
-      </w:r>
-      <w:r>
-        <w:t>{#summary5}• {summary5}{/summary5}</w:t>
-      </w:r>
+          <w:sz w:val="24"/>
+          <w:szCs w:val="24"/>
+        </w:rPr>
+      </w:pPr>
       <w:r>
         <w:rPr>
           <w:rFonts w:ascii="Maiandra GD" w:hAnsi="Maiandra GD"/>
+          <w:sz w:val="24"/>
+          <w:szCs w:val="24"/>
         </w:rPr>
         <w:pict w14:anchorId="18928F79">
           <v:rect id="_x0000_i1026" style="width:540pt;height:1.5pt" o:hralign="center" o:hrstd="t" o:hrnoshade="t" o:hr="t" fillcolor="#943634 [2405]" stroked="f"/>
@@ -296,6 +591,8 @@
           <w:b/>
           <w:bCs/>
           <w:color w:val="000000"/>
+          <w:sz w:val="30"/>
+          <w:szCs w:val="30"/>
         </w:rPr>
       </w:pPr>
       <w:r>
@@ -304,10 +601,128 @@
           <w:b/>
           <w:i/>
           <w:color w:val="000000"/>
-          <w:sz w:val="28"/>
-          <w:szCs w:val="28"/>
+          <w:sz w:val="30"/>
+          <w:szCs w:val="30"/>
         </w:rPr>
         <w:t>Course of Study</w:t>
+      </w:r>
+    </w:p>
+    <w:p>
+      <w:pPr>
+        <w:rPr>
+          <w:rFonts w:ascii="Maiandra GD" w:eastAsia="Georgia" w:hAnsi="Maiandra GD" w:cs="Georgia"/>
+          <w:sz w:val="24"/>
+          <w:szCs w:val="24"/>
+        </w:rPr>
+      </w:pPr>
+    </w:p>
+    <w:p>
+      <w:pPr>
+        <w:keepNext/>
+        <w:keepLines/>
+        <w:rPr>
+          <w:i/>
+          <w:iCs/>
+          <w:sz w:val="24"/>
+          <w:szCs w:val="24"/>
+        </w:rPr>
+      </w:pPr>
+      <w:r>
+        <w:rPr>
+          <w:i/>
+          <w:iCs/>
+          <w:sz w:val="24"/>
+          <w:szCs w:val="24"/>
+        </w:rPr>
+        <w:t>PROGRAM STUDY DESCRIPTION</w:t>
+      </w:r>
+    </w:p>
+    <w:p>
+      <w:pPr>
+        <w:keepNext/>
+        <w:keepLines/>
+        <w:rPr>
+          <w:sz w:val="24"/>
+          <w:szCs w:val="24"/>
+        </w:rPr>
+      </w:pPr>
+      <w:r>
+        <w:rPr>
+          <w:sz w:val="24"/>
+          <w:szCs w:val="24"/>
+        </w:rPr>
+        <w:t>{</w:t>
+      </w:r>
+      <w:proofErr w:type="spellStart"/>
+      <w:r>
+        <w:rPr>
+          <w:sz w:val="24"/>
+          <w:szCs w:val="24"/>
+        </w:rPr>
+        <w:t>programDescription</w:t>
+      </w:r>
+      <w:proofErr w:type="spellEnd"/>
+      <w:r>
+        <w:rPr>
+          <w:sz w:val="24"/>
+          <w:szCs w:val="24"/>
+        </w:rPr>
+        <w:t>}</w:t>
+      </w:r>
+    </w:p>
+    <w:p>
+      <w:pPr>
+        <w:keepNext/>
+        <w:keepLines/>
+        <w:rPr>
+          <w:i/>
+          <w:iCs/>
+          <w:sz w:val="24"/>
+          <w:szCs w:val="24"/>
+        </w:rPr>
+      </w:pPr>
+      <w:r>
+        <w:rPr>
+          <w:i/>
+          <w:iCs/>
+          <w:sz w:val="24"/>
+          <w:szCs w:val="24"/>
+        </w:rPr>
+        <w:br/>
+        <w:t xml:space="preserve">TOOLS </w:t>
+      </w:r>
+    </w:p>
+    <w:p>
+      <w:pPr>
+        <w:keepNext/>
+        <w:keepLines/>
+        <w:rPr>
+          <w:sz w:val="24"/>
+          <w:szCs w:val="24"/>
+        </w:rPr>
+      </w:pPr>
+      <w:r>
+        <w:rPr>
+          <w:sz w:val="24"/>
+          <w:szCs w:val="24"/>
+        </w:rPr>
+        <w:t>{</w:t>
+      </w:r>
+      <w:proofErr w:type="spellStart"/>
+      <w:r>
+        <w:rPr>
+          <w:sz w:val="24"/>
+          <w:szCs w:val="24"/>
+        </w:rPr>
+        <w:t>programTools</w:t>
+      </w:r>
+      <w:proofErr w:type="spellEnd"/>
+      <w:r>
+        <w:rPr>
+          <w:sz w:val="24"/>
+          <w:szCs w:val="24"/>
+        </w:rPr>
+        <w:t>}</w:t>
       </w:r>
     </w:p>
     <w:p>
@@ -323,85 +738,23 @@
       <w:pPr>
         <w:keepNext/>
         <w:keepLines/>
-        <w:rPr>
-          <w:i/>
-          <w:iCs/>
-          <w:sz w:val="28"/>
-          <w:szCs w:val="28"/>
-        </w:rPr>
-      </w:pPr>
-      <w:r>
-        <w:rPr>
-          <w:i/>
-          <w:iCs/>
-          <w:sz w:val="28"/>
-          <w:szCs w:val="28"/>
-        </w:rPr>
-        <w:t>PROGRAM STUDY DESCRIPTION</w:t>
-      </w:r>
-    </w:p>
-    <w:p>
-      <w:pPr>
-        <w:keepNext/>
-        <w:keepLines/>
-      </w:pPr>
-      <w:r>
-        <w:t>{</w:t>
-      </w:r>
-      <w:proofErr w:type="spellStart"/>
-      <w:r>
-        <w:t>programDescription</w:t>
-      </w:r>
-      <w:proofErr w:type="spellEnd"/>
-      <w:r>
-        <w:t>}</w:t>
-      </w:r>
-    </w:p>
-    <w:p>
-      <w:pPr>
-        <w:keepNext/>
-        <w:keepLines/>
-        <w:rPr>
-          <w:i/>
-          <w:iCs/>
-          <w:sz w:val="28"/>
-          <w:szCs w:val="28"/>
-        </w:rPr>
-      </w:pPr>
-      <w:r>
-        <w:rPr>
-          <w:i/>
-          <w:iCs/>
-          <w:sz w:val="28"/>
-          <w:szCs w:val="28"/>
-        </w:rPr>
-        <w:br/>
-      </w:r>
-      <w:r>
-        <w:rPr>
-          <w:i/>
-          <w:iCs/>
-          <w:sz w:val="28"/>
-          <w:szCs w:val="28"/>
-        </w:rPr>
-        <w:t xml:space="preserve">TOOLS </w:t>
-      </w:r>
-    </w:p>
-    <w:p>
-      <w:pPr>
-        <w:keepNext/>
-        <w:keepLines/>
-      </w:pPr>
-      <w:r>
-        <w:t>{</w:t>
-      </w:r>
-      <w:proofErr w:type="spellStart"/>
-      <w:r>
-        <w:t>programTools</w:t>
-      </w:r>
-      <w:proofErr w:type="spellEnd"/>
-      <w:r>
-        <w:t>}</w:t>
+      </w:pPr>
+    </w:p>
+    <w:p>
+      <w:pPr>
+        <w:rPr>
+          <w:rFonts w:ascii="Maiandra GD" w:eastAsia="Georgia" w:hAnsi="Maiandra GD" w:cs="Georgia"/>
+          <w:sz w:val="24"/>
+          <w:szCs w:val="24"/>
+        </w:rPr>
+      </w:pPr>
+      <w:r>
+        <w:rPr>
+          <w:rFonts w:ascii="Maiandra GD" w:hAnsi="Maiandra GD"/>
+        </w:rPr>
+        <w:pict w14:anchorId="19025285">
+          <v:rect id="_x0000_i1027" style="width:540pt;height:1.5pt" o:hralign="center" o:hrstd="t" o:hrnoshade="t" o:hr="t" fillcolor="#943634 [2405]" stroked="f"/>
+        </w:pict>
       </w:r>
     </w:p>
     <w:p>
@@ -415,76 +768,62 @@
     </w:p>
     <w:p>
       <w:pPr>
+        <w:pStyle w:val="Heading5"/>
+        <w:rPr>
+          <w:rFonts w:ascii="Maiandra GD" w:eastAsia="Georgia" w:hAnsi="Maiandra GD" w:cs="Georgia"/>
+          <w:i/>
+          <w:sz w:val="30"/>
+          <w:szCs w:val="30"/>
+        </w:rPr>
+      </w:pPr>
+      <w:r>
+        <w:rPr>
+          <w:rFonts w:ascii="Maiandra GD" w:eastAsia="Georgia" w:hAnsi="Maiandra GD" w:cs="Georgia"/>
+          <w:i/>
+          <w:sz w:val="30"/>
+          <w:szCs w:val="30"/>
+        </w:rPr>
+        <w:t xml:space="preserve">Career Experience &amp; Accomplishments </w:t>
+      </w:r>
+      <w:r>
+        <w:rPr>
+          <w:rFonts w:ascii="Maiandra GD" w:eastAsia="Georgia" w:hAnsi="Maiandra GD" w:cs="Georgia"/>
+          <w:i/>
+          <w:sz w:val="30"/>
+          <w:szCs w:val="30"/>
+        </w:rPr>
+        <w:br/>
+      </w:r>
+    </w:p>
+    <w:p>
+      <w:pPr>
+        <w:rPr>
+          <w:sz w:val="24"/>
+          <w:szCs w:val="24"/>
+        </w:rPr>
+      </w:pPr>
+      <w:r>
+        <w:rPr>
+          <w:sz w:val="24"/>
+          <w:szCs w:val="24"/>
+        </w:rPr>
+        <w:t>{#hasWorkExperience}</w:t>
+      </w:r>
+    </w:p>
+    <w:p>
+      <w:pPr>
         <w:keepNext/>
         <w:keepLines/>
-      </w:pPr>
-    </w:p>
-    <w:p>
-      <w:pPr>
-        <w:rPr>
-          <w:rFonts w:ascii="Maiandra GD" w:eastAsia="Georgia" w:hAnsi="Maiandra GD" w:cs="Georgia"/>
-          <w:sz w:val="24"/>
-          <w:szCs w:val="24"/>
-        </w:rPr>
-      </w:pPr>
-      <w:r>
-        <w:rPr>
-          <w:rFonts w:ascii="Maiandra GD" w:hAnsi="Maiandra GD"/>
-        </w:rPr>
-        <w:pict w14:anchorId="19025285">
-          <v:rect id="_x0000_i1027" style="width:540pt;height:1.5pt" o:hralign="center" o:hrstd="t" o:hrnoshade="t" o:hr="t" fillcolor="#943634 [2405]" stroked="f"/>
-        </w:pict>
-      </w:r>
-    </w:p>
-    <w:p>
-      <w:pPr>
-        <w:rPr>
-          <w:rFonts w:ascii="Maiandra GD" w:eastAsia="Georgia" w:hAnsi="Maiandra GD" w:cs="Georgia"/>
-          <w:sz w:val="14"/>
-          <w:szCs w:val="14"/>
-        </w:rPr>
-      </w:pPr>
-    </w:p>
-    <w:p>
-      <w:pPr>
-        <w:pStyle w:val="Heading5"/>
-        <w:rPr>
-          <w:rFonts w:ascii="Maiandra GD" w:eastAsia="Georgia" w:hAnsi="Maiandra GD" w:cs="Georgia"/>
-          <w:i/>
-          <w:sz w:val="24"/>
-          <w:szCs w:val="24"/>
-        </w:rPr>
-      </w:pPr>
-      <w:r>
-        <w:rPr>
-          <w:rFonts w:ascii="Maiandra GD" w:eastAsia="Georgia" w:hAnsi="Maiandra GD" w:cs="Georgia"/>
-          <w:i/>
-          <w:sz w:val="28"/>
-          <w:szCs w:val="28"/>
-        </w:rPr>
-        <w:t>Career Experience &amp; Accomplishments</w:t>
-      </w:r>
-      <w:r>
-        <w:rPr>
-          <w:rFonts w:ascii="Maiandra GD" w:eastAsia="Georgia" w:hAnsi="Maiandra GD" w:cs="Georgia"/>
-          <w:i/>
-          <w:sz w:val="24"/>
-          <w:szCs w:val="24"/>
-        </w:rPr>
-        <w:t xml:space="preserve"> </w:t>
-      </w:r>
-    </w:p>
-    <w:p>
-      <w:r>
-        <w:t>{#hasWorkExperience}</w:t>
-      </w:r>
-    </w:p>
-    <w:p>
-      <w:pPr>
-        <w:keepNext/>
-        <w:keepLines/>
-      </w:pPr>
-      <w:r>
+        <w:rPr>
+          <w:sz w:val="24"/>
+          <w:szCs w:val="24"/>
+        </w:rPr>
+      </w:pPr>
+      <w:r>
+        <w:rPr>
+          <w:sz w:val="24"/>
+          <w:szCs w:val="24"/>
+        </w:rPr>
         <w:t>{#workExperience}</w:t>
       </w:r>
     </w:p>
@@ -525,12 +864,21 @@
                 <w:szCs w:val="24"/>
               </w:rPr>
             </w:pPr>
-            <w:r>
-              <w:rPr>
-                <w:sz w:val="24"/>
-                <w:szCs w:val="24"/>
-              </w:rPr>
-              <w:t xml:space="preserve">{title}, {employer} </w:t>
+            <w:proofErr w:type="gramStart"/>
+            <w:r>
+              <w:rPr>
+                <w:sz w:val="24"/>
+                <w:szCs w:val="24"/>
+              </w:rPr>
+              <w:t>{title}, {</w:t>
+            </w:r>
+            <w:proofErr w:type="gramEnd"/>
+            <w:r>
+              <w:rPr>
+                <w:sz w:val="24"/>
+                <w:szCs w:val="24"/>
+              </w:rPr>
+              <w:t xml:space="preserve">employer} </w:t>
             </w:r>
           </w:p>
           <w:p>
@@ -540,12 +888,16 @@
               <w:rPr>
                 <w:i/>
                 <w:iCs/>
+                <w:sz w:val="24"/>
+                <w:szCs w:val="24"/>
               </w:rPr>
             </w:pPr>
             <w:r>
               <w:rPr>
                 <w:i/>
                 <w:iCs/>
+                <w:sz w:val="24"/>
+                <w:szCs w:val="24"/>
               </w:rPr>
               <w:t>({</w:t>
             </w:r>
@@ -621,9 +973,49 @@
         <w:keepNext/>
         <w:keepLines/>
         <w:ind w:left="180"/>
-      </w:pPr>
-      <w:r>
-        <w:t>{#task1}• {task1}{/task1}</w:t>
+        <w:rPr>
+          <w:sz w:val="24"/>
+          <w:szCs w:val="24"/>
+        </w:rPr>
+      </w:pPr>
+      <w:r>
+        <w:rPr>
+          <w:sz w:val="24"/>
+          <w:szCs w:val="24"/>
+        </w:rPr>
+        <w:t>{#task</w:t>
+      </w:r>
+      <w:proofErr w:type="gramStart"/>
+      <w:r>
+        <w:rPr>
+          <w:sz w:val="24"/>
+          <w:szCs w:val="24"/>
+        </w:rPr>
+        <w:t>1}•</w:t>
+      </w:r>
+      <w:proofErr w:type="gramEnd"/>
+      <w:r>
+        <w:rPr>
+          <w:sz w:val="24"/>
+          <w:szCs w:val="24"/>
+        </w:rPr>
+        <w:t xml:space="preserve"> {task</w:t>
+      </w:r>
+      <w:proofErr w:type="gramStart"/>
+      <w:r>
+        <w:rPr>
+          <w:sz w:val="24"/>
+          <w:szCs w:val="24"/>
+        </w:rPr>
+        <w:t>1}{</w:t>
+      </w:r>
+      <w:proofErr w:type="gramEnd"/>
+      <w:r>
+        <w:rPr>
+          <w:sz w:val="24"/>
+          <w:szCs w:val="24"/>
+        </w:rPr>
+        <w:t>/task1}</w:t>
       </w:r>
     </w:p>
     <w:p>
@@ -631,9 +1023,49 @@
         <w:keepNext/>
         <w:keepLines/>
         <w:ind w:left="180"/>
-      </w:pPr>
-      <w:r>
-        <w:t>{#task2}• {task2}{/task2}</w:t>
+        <w:rPr>
+          <w:sz w:val="24"/>
+          <w:szCs w:val="24"/>
+        </w:rPr>
+      </w:pPr>
+      <w:r>
+        <w:rPr>
+          <w:sz w:val="24"/>
+          <w:szCs w:val="24"/>
+        </w:rPr>
+        <w:t>{#task</w:t>
+      </w:r>
+      <w:proofErr w:type="gramStart"/>
+      <w:r>
+        <w:rPr>
+          <w:sz w:val="24"/>
+          <w:szCs w:val="24"/>
+        </w:rPr>
+        <w:t>2}•</w:t>
+      </w:r>
+      <w:proofErr w:type="gramEnd"/>
+      <w:r>
+        <w:rPr>
+          <w:sz w:val="24"/>
+          <w:szCs w:val="24"/>
+        </w:rPr>
+        <w:t xml:space="preserve"> {task</w:t>
+      </w:r>
+      <w:proofErr w:type="gramStart"/>
+      <w:r>
+        <w:rPr>
+          <w:sz w:val="24"/>
+          <w:szCs w:val="24"/>
+        </w:rPr>
+        <w:t>2}{</w:t>
+      </w:r>
+      <w:proofErr w:type="gramEnd"/>
+      <w:r>
+        <w:rPr>
+          <w:sz w:val="24"/>
+          <w:szCs w:val="24"/>
+        </w:rPr>
+        <w:t>/task2}</w:t>
       </w:r>
     </w:p>
     <w:p>
@@ -641,9 +1073,49 @@
         <w:keepNext/>
         <w:keepLines/>
         <w:ind w:left="180"/>
-      </w:pPr>
-      <w:r>
-        <w:t>{#task3}• {task3}{/task3}</w:t>
+        <w:rPr>
+          <w:sz w:val="24"/>
+          <w:szCs w:val="24"/>
+        </w:rPr>
+      </w:pPr>
+      <w:r>
+        <w:rPr>
+          <w:sz w:val="24"/>
+          <w:szCs w:val="24"/>
+        </w:rPr>
+        <w:t>{#task</w:t>
+      </w:r>
+      <w:proofErr w:type="gramStart"/>
+      <w:r>
+        <w:rPr>
+          <w:sz w:val="24"/>
+          <w:szCs w:val="24"/>
+        </w:rPr>
+        <w:t>3}•</w:t>
+      </w:r>
+      <w:proofErr w:type="gramEnd"/>
+      <w:r>
+        <w:rPr>
+          <w:sz w:val="24"/>
+          <w:szCs w:val="24"/>
+        </w:rPr>
+        <w:t xml:space="preserve"> {task</w:t>
+      </w:r>
+      <w:proofErr w:type="gramStart"/>
+      <w:r>
+        <w:rPr>
+          <w:sz w:val="24"/>
+          <w:szCs w:val="24"/>
+        </w:rPr>
+        <w:t>3}{</w:t>
+      </w:r>
+      <w:proofErr w:type="gramEnd"/>
+      <w:r>
+        <w:rPr>
+          <w:sz w:val="24"/>
+          <w:szCs w:val="24"/>
+        </w:rPr>
+        <w:t>/task3}</w:t>
       </w:r>
     </w:p>
     <w:p>
@@ -651,9 +1123,49 @@
         <w:keepNext/>
         <w:keepLines/>
         <w:ind w:left="180"/>
-      </w:pPr>
-      <w:r>
-        <w:t>{#task4}• {task4}{/task4}</w:t>
+        <w:rPr>
+          <w:sz w:val="24"/>
+          <w:szCs w:val="24"/>
+        </w:rPr>
+      </w:pPr>
+      <w:r>
+        <w:rPr>
+          <w:sz w:val="24"/>
+          <w:szCs w:val="24"/>
+        </w:rPr>
+        <w:t>{#task</w:t>
+      </w:r>
+      <w:proofErr w:type="gramStart"/>
+      <w:r>
+        <w:rPr>
+          <w:sz w:val="24"/>
+          <w:szCs w:val="24"/>
+        </w:rPr>
+        <w:t>4}•</w:t>
+      </w:r>
+      <w:proofErr w:type="gramEnd"/>
+      <w:r>
+        <w:rPr>
+          <w:sz w:val="24"/>
+          <w:szCs w:val="24"/>
+        </w:rPr>
+        <w:t xml:space="preserve"> {task</w:t>
+      </w:r>
+      <w:proofErr w:type="gramStart"/>
+      <w:r>
+        <w:rPr>
+          <w:sz w:val="24"/>
+          <w:szCs w:val="24"/>
+        </w:rPr>
+        <w:t>4}{</w:t>
+      </w:r>
+      <w:proofErr w:type="gramEnd"/>
+      <w:r>
+        <w:rPr>
+          <w:sz w:val="24"/>
+          <w:szCs w:val="24"/>
+        </w:rPr>
+        <w:t>/task4}</w:t>
       </w:r>
     </w:p>
     <w:p>
@@ -661,9 +1173,49 @@
         <w:keepNext/>
         <w:keepLines/>
         <w:ind w:left="180"/>
-      </w:pPr>
-      <w:r>
-        <w:t>{#task5}• {task5}{/task5}</w:t>
+        <w:rPr>
+          <w:sz w:val="24"/>
+          <w:szCs w:val="24"/>
+        </w:rPr>
+      </w:pPr>
+      <w:r>
+        <w:rPr>
+          <w:sz w:val="24"/>
+          <w:szCs w:val="24"/>
+        </w:rPr>
+        <w:t>{#task</w:t>
+      </w:r>
+      <w:proofErr w:type="gramStart"/>
+      <w:r>
+        <w:rPr>
+          <w:sz w:val="24"/>
+          <w:szCs w:val="24"/>
+        </w:rPr>
+        <w:t>5}•</w:t>
+      </w:r>
+      <w:proofErr w:type="gramEnd"/>
+      <w:r>
+        <w:rPr>
+          <w:sz w:val="24"/>
+          <w:szCs w:val="24"/>
+        </w:rPr>
+        <w:t xml:space="preserve"> {task</w:t>
+      </w:r>
+      <w:proofErr w:type="gramStart"/>
+      <w:r>
+        <w:rPr>
+          <w:sz w:val="24"/>
+          <w:szCs w:val="24"/>
+        </w:rPr>
+        <w:t>5}{</w:t>
+      </w:r>
+      <w:proofErr w:type="gramEnd"/>
+      <w:r>
+        <w:rPr>
+          <w:sz w:val="24"/>
+          <w:szCs w:val="24"/>
+        </w:rPr>
+        <w:t>/task5}</w:t>
       </w:r>
     </w:p>
     <w:p>
@@ -673,16 +1225,16 @@
         <w:rPr>
           <w:i/>
           <w:iCs/>
-          <w:sz w:val="28"/>
-          <w:szCs w:val="28"/>
+          <w:sz w:val="24"/>
+          <w:szCs w:val="24"/>
         </w:rPr>
       </w:pPr>
       <w:r>
         <w:rPr>
           <w:i/>
           <w:iCs/>
-          <w:sz w:val="28"/>
-          <w:szCs w:val="28"/>
+          <w:sz w:val="24"/>
+          <w:szCs w:val="24"/>
         </w:rPr>
         <w:t>{/</w:t>
       </w:r>
@@ -691,8 +1243,8 @@
         <w:rPr>
           <w:i/>
           <w:iCs/>
-          <w:sz w:val="28"/>
-          <w:szCs w:val="28"/>
+          <w:sz w:val="24"/>
+          <w:szCs w:val="24"/>
         </w:rPr>
         <w:t>workExperience</w:t>
       </w:r>
@@ -701,8 +1253,8 @@
         <w:rPr>
           <w:i/>
           <w:iCs/>
-          <w:sz w:val="28"/>
-          <w:szCs w:val="28"/>
+          <w:sz w:val="24"/>
+          <w:szCs w:val="24"/>
         </w:rPr>
         <w:t>}</w:t>
       </w:r>
@@ -719,17 +1271,31 @@
         <w:rPr>
           <w:rFonts w:ascii="Maiandra GD" w:hAnsi="Maiandra GD"/>
           <w:color w:val="FF0000"/>
-        </w:rPr>
-      </w:pPr>
-      <w:r>
+          <w:sz w:val="24"/>
+          <w:szCs w:val="24"/>
+        </w:rPr>
+      </w:pPr>
+      <w:r>
+        <w:rPr>
+          <w:sz w:val="24"/>
+          <w:szCs w:val="24"/>
+        </w:rPr>
         <w:t>{/</w:t>
       </w:r>
       <w:proofErr w:type="spellStart"/>
       <w:r>
+        <w:rPr>
+          <w:sz w:val="24"/>
+          <w:szCs w:val="24"/>
+        </w:rPr>
         <w:t>hasWorkExperience</w:t>
       </w:r>
       <w:proofErr w:type="spellEnd"/>
       <w:r>
+        <w:rPr>
+          <w:sz w:val="24"/>
+          <w:szCs w:val="24"/>
+        </w:rPr>
         <w:t>}</w:t>
       </w:r>
     </w:p>
@@ -789,16 +1355,16 @@
         <w:rPr>
           <w:rFonts w:ascii="Maiandra GD" w:eastAsia="Georgia" w:hAnsi="Maiandra GD" w:cs="Georgia"/>
           <w:i/>
-          <w:sz w:val="28"/>
-          <w:szCs w:val="28"/>
+          <w:sz w:val="30"/>
+          <w:szCs w:val="30"/>
         </w:rPr>
       </w:pPr>
       <w:r>
         <w:rPr>
           <w:rFonts w:ascii="Maiandra GD" w:eastAsia="Georgia" w:hAnsi="Maiandra GD" w:cs="Georgia"/>
           <w:i/>
-          <w:sz w:val="28"/>
-          <w:szCs w:val="28"/>
+          <w:sz w:val="30"/>
+          <w:szCs w:val="30"/>
         </w:rPr>
         <w:t>Education/Affiliations/Awards &amp; Career Development</w:t>
       </w:r>
@@ -808,8 +1374,16 @@
         <w:keepNext/>
         <w:keepLines/>
         <w:jc w:val="center"/>
-      </w:pPr>
-      <w:r>
+        <w:rPr>
+          <w:sz w:val="24"/>
+          <w:szCs w:val="24"/>
+        </w:rPr>
+      </w:pPr>
+      <w:r>
+        <w:rPr>
+          <w:sz w:val="24"/>
+          <w:szCs w:val="24"/>
+        </w:rPr>
         <w:t>{#education}</w:t>
       </w:r>
     </w:p>
@@ -824,26 +1398,13 @@
           <w:szCs w:val="24"/>
         </w:rPr>
       </w:pPr>
-      <w:r>
-        <w:rPr>
-          <w:sz w:val="24"/>
-          <w:szCs w:val="24"/>
-        </w:rPr>
-        <w:t>{school}</w:t>
-      </w:r>
-      <w:r>
-        <w:rPr>
-          <w:sz w:val="24"/>
-          <w:szCs w:val="24"/>
-        </w:rPr>
-        <w:t xml:space="preserve">, </w:t>
-      </w:r>
-      <w:r>
-        <w:rPr>
-          <w:sz w:val="24"/>
-          <w:szCs w:val="24"/>
-        </w:rPr>
-        <w:t>{</w:t>
+      <w:proofErr w:type="gramStart"/>
+      <w:r>
+        <w:rPr>
+          <w:sz w:val="24"/>
+          <w:szCs w:val="24"/>
+        </w:rPr>
+        <w:t>{school}, {</w:t>
       </w:r>
       <w:proofErr w:type="spellStart"/>
       <w:r>
@@ -862,6 +1423,7 @@
         <w:t>}, {</w:t>
       </w:r>
       <w:proofErr w:type="spellStart"/>
+      <w:proofErr w:type="gramEnd"/>
       <w:r>
         <w:rPr>
           <w:sz w:val="24"/>
@@ -970,8 +1532,16 @@
         <w:keepNext/>
         <w:keepLines/>
         <w:jc w:val="center"/>
-      </w:pPr>
-      <w:r>
+        <w:rPr>
+          <w:sz w:val="24"/>
+          <w:szCs w:val="24"/>
+        </w:rPr>
+      </w:pPr>
+      <w:r>
+        <w:rPr>
+          <w:sz w:val="24"/>
+          <w:szCs w:val="24"/>
+        </w:rPr>
         <w:t>{/education}</w:t>
       </w:r>
     </w:p>
@@ -991,6 +1561,7 @@
       <w:tblPr>
         <w:tblStyle w:val="TableGrid"/>
         <w:tblW w:w="0" w:type="auto"/>
+        <w:jc w:val="center"/>
         <w:tblBorders>
           <w:top w:val="none" w:sz="0" w:space="0" w:color="auto"/>
           <w:left w:val="none" w:sz="0" w:space="0" w:color="auto"/>
@@ -1009,6 +1580,7 @@
       <w:tr>
         <w:trPr>
           <w:cantSplit/>
+          <w:jc w:val="center"/>
         </w:trPr>
         <w:tc>
           <w:tcPr>
@@ -1019,8 +1591,16 @@
               <w:keepNext/>
               <w:keepLines/>
               <w:jc w:val="center"/>
+              <w:rPr>
+                <w:sz w:val="24"/>
+                <w:szCs w:val="24"/>
+              </w:rPr>
             </w:pPr>
             <w:r>
+              <w:rPr>
+                <w:sz w:val="24"/>
+                <w:szCs w:val="24"/>
+              </w:rPr>
               <w:t>{#hasProgramCerts}</w:t>
             </w:r>
           </w:p>
@@ -1032,16 +1612,16 @@
               <w:rPr>
                 <w:i/>
                 <w:iCs/>
-                <w:sz w:val="28"/>
-                <w:szCs w:val="28"/>
+                <w:sz w:val="24"/>
+                <w:szCs w:val="24"/>
               </w:rPr>
             </w:pPr>
             <w:r>
               <w:rPr>
                 <w:i/>
                 <w:iCs/>
-                <w:sz w:val="28"/>
-                <w:szCs w:val="28"/>
+                <w:sz w:val="24"/>
+                <w:szCs w:val="24"/>
               </w:rPr>
               <w:t>CERTIFICATIONS</w:t>
             </w:r>
@@ -1061,7 +1641,39 @@
                 <w:sz w:val="24"/>
                 <w:szCs w:val="24"/>
               </w:rPr>
-              <w:t>{#cert1}• {cert1}{/cert1}</w:t>
+              <w:t>{#cert</w:t>
+            </w:r>
+            <w:proofErr w:type="gramStart"/>
+            <w:r>
+              <w:rPr>
+                <w:sz w:val="24"/>
+                <w:szCs w:val="24"/>
+              </w:rPr>
+              <w:t>1}•</w:t>
+            </w:r>
+            <w:proofErr w:type="gramEnd"/>
+            <w:r>
+              <w:rPr>
+                <w:sz w:val="24"/>
+                <w:szCs w:val="24"/>
+              </w:rPr>
+              <w:t xml:space="preserve"> {cert</w:t>
+            </w:r>
+            <w:proofErr w:type="gramStart"/>
+            <w:r>
+              <w:rPr>
+                <w:sz w:val="24"/>
+                <w:szCs w:val="24"/>
+              </w:rPr>
+              <w:t>1}{</w:t>
+            </w:r>
+            <w:proofErr w:type="gramEnd"/>
+            <w:r>
+              <w:rPr>
+                <w:sz w:val="24"/>
+                <w:szCs w:val="24"/>
+              </w:rPr>
+              <w:t>/cert1}</w:t>
             </w:r>
           </w:p>
           <w:p>
@@ -1079,7 +1691,39 @@
                 <w:sz w:val="24"/>
                 <w:szCs w:val="24"/>
               </w:rPr>
-              <w:t>{#cert2}• {cert2}{/cert2}</w:t>
+              <w:t>{#cert</w:t>
+            </w:r>
+            <w:proofErr w:type="gramStart"/>
+            <w:r>
+              <w:rPr>
+                <w:sz w:val="24"/>
+                <w:szCs w:val="24"/>
+              </w:rPr>
+              <w:t>2}•</w:t>
+            </w:r>
+            <w:proofErr w:type="gramEnd"/>
+            <w:r>
+              <w:rPr>
+                <w:sz w:val="24"/>
+                <w:szCs w:val="24"/>
+              </w:rPr>
+              <w:t xml:space="preserve"> {cert</w:t>
+            </w:r>
+            <w:proofErr w:type="gramStart"/>
+            <w:r>
+              <w:rPr>
+                <w:sz w:val="24"/>
+                <w:szCs w:val="24"/>
+              </w:rPr>
+              <w:t>2}{</w:t>
+            </w:r>
+            <w:proofErr w:type="gramEnd"/>
+            <w:r>
+              <w:rPr>
+                <w:sz w:val="24"/>
+                <w:szCs w:val="24"/>
+              </w:rPr>
+              <w:t>/cert2}</w:t>
             </w:r>
           </w:p>
           <w:p>
@@ -1097,7 +1741,39 @@
                 <w:sz w:val="24"/>
                 <w:szCs w:val="24"/>
               </w:rPr>
-              <w:t>{#cert3}• {cert3}{/cert3}</w:t>
+              <w:t>{#cert</w:t>
+            </w:r>
+            <w:proofErr w:type="gramStart"/>
+            <w:r>
+              <w:rPr>
+                <w:sz w:val="24"/>
+                <w:szCs w:val="24"/>
+              </w:rPr>
+              <w:t>3}•</w:t>
+            </w:r>
+            <w:proofErr w:type="gramEnd"/>
+            <w:r>
+              <w:rPr>
+                <w:sz w:val="24"/>
+                <w:szCs w:val="24"/>
+              </w:rPr>
+              <w:t xml:space="preserve"> {cert</w:t>
+            </w:r>
+            <w:proofErr w:type="gramStart"/>
+            <w:r>
+              <w:rPr>
+                <w:sz w:val="24"/>
+                <w:szCs w:val="24"/>
+              </w:rPr>
+              <w:t>3}{</w:t>
+            </w:r>
+            <w:proofErr w:type="gramEnd"/>
+            <w:r>
+              <w:rPr>
+                <w:sz w:val="24"/>
+                <w:szCs w:val="24"/>
+              </w:rPr>
+              <w:t>/cert3}</w:t>
             </w:r>
           </w:p>
           <w:p>
@@ -1115,7 +1791,39 @@
                 <w:sz w:val="24"/>
                 <w:szCs w:val="24"/>
               </w:rPr>
-              <w:t>{#cert4}• {cert4}{/cert4}</w:t>
+              <w:t>{#cert</w:t>
+            </w:r>
+            <w:proofErr w:type="gramStart"/>
+            <w:r>
+              <w:rPr>
+                <w:sz w:val="24"/>
+                <w:szCs w:val="24"/>
+              </w:rPr>
+              <w:t>4}•</w:t>
+            </w:r>
+            <w:proofErr w:type="gramEnd"/>
+            <w:r>
+              <w:rPr>
+                <w:sz w:val="24"/>
+                <w:szCs w:val="24"/>
+              </w:rPr>
+              <w:t xml:space="preserve"> {cert</w:t>
+            </w:r>
+            <w:proofErr w:type="gramStart"/>
+            <w:r>
+              <w:rPr>
+                <w:sz w:val="24"/>
+                <w:szCs w:val="24"/>
+              </w:rPr>
+              <w:t>4}{</w:t>
+            </w:r>
+            <w:proofErr w:type="gramEnd"/>
+            <w:r>
+              <w:rPr>
+                <w:sz w:val="24"/>
+                <w:szCs w:val="24"/>
+              </w:rPr>
+              <w:t>/cert4}</w:t>
             </w:r>
           </w:p>
           <w:p>
@@ -1133,7 +1841,39 @@
                 <w:sz w:val="24"/>
                 <w:szCs w:val="24"/>
               </w:rPr>
-              <w:t>{#cert5}• {cert5}{/cert5}</w:t>
+              <w:t>{#cert</w:t>
+            </w:r>
+            <w:proofErr w:type="gramStart"/>
+            <w:r>
+              <w:rPr>
+                <w:sz w:val="24"/>
+                <w:szCs w:val="24"/>
+              </w:rPr>
+              <w:t>5}•</w:t>
+            </w:r>
+            <w:proofErr w:type="gramEnd"/>
+            <w:r>
+              <w:rPr>
+                <w:sz w:val="24"/>
+                <w:szCs w:val="24"/>
+              </w:rPr>
+              <w:t xml:space="preserve"> {cert</w:t>
+            </w:r>
+            <w:proofErr w:type="gramStart"/>
+            <w:r>
+              <w:rPr>
+                <w:sz w:val="24"/>
+                <w:szCs w:val="24"/>
+              </w:rPr>
+              <w:t>5}{</w:t>
+            </w:r>
+            <w:proofErr w:type="gramEnd"/>
+            <w:r>
+              <w:rPr>
+                <w:sz w:val="24"/>
+                <w:szCs w:val="24"/>
+              </w:rPr>
+              <w:t>/cert5}</w:t>
             </w:r>
           </w:p>
           <w:p>
@@ -1151,7 +1891,39 @@
                 <w:sz w:val="24"/>
                 <w:szCs w:val="24"/>
               </w:rPr>
-              <w:t>{#cert6}• {cert6}{/cert6}</w:t>
+              <w:t>{#cert</w:t>
+            </w:r>
+            <w:proofErr w:type="gramStart"/>
+            <w:r>
+              <w:rPr>
+                <w:sz w:val="24"/>
+                <w:szCs w:val="24"/>
+              </w:rPr>
+              <w:t>6}•</w:t>
+            </w:r>
+            <w:proofErr w:type="gramEnd"/>
+            <w:r>
+              <w:rPr>
+                <w:sz w:val="24"/>
+                <w:szCs w:val="24"/>
+              </w:rPr>
+              <w:t xml:space="preserve"> {cert</w:t>
+            </w:r>
+            <w:proofErr w:type="gramStart"/>
+            <w:r>
+              <w:rPr>
+                <w:sz w:val="24"/>
+                <w:szCs w:val="24"/>
+              </w:rPr>
+              <w:t>6}{</w:t>
+            </w:r>
+            <w:proofErr w:type="gramEnd"/>
+            <w:r>
+              <w:rPr>
+                <w:sz w:val="24"/>
+                <w:szCs w:val="24"/>
+              </w:rPr>
+              <w:t>/cert6}</w:t>
             </w:r>
           </w:p>
           <w:p>
@@ -1169,7 +1941,39 @@
                 <w:sz w:val="24"/>
                 <w:szCs w:val="24"/>
               </w:rPr>
-              <w:t>{#cert7}• {cert7}{/cert7}</w:t>
+              <w:t>{#cert</w:t>
+            </w:r>
+            <w:proofErr w:type="gramStart"/>
+            <w:r>
+              <w:rPr>
+                <w:sz w:val="24"/>
+                <w:szCs w:val="24"/>
+              </w:rPr>
+              <w:t>7}•</w:t>
+            </w:r>
+            <w:proofErr w:type="gramEnd"/>
+            <w:r>
+              <w:rPr>
+                <w:sz w:val="24"/>
+                <w:szCs w:val="24"/>
+              </w:rPr>
+              <w:t xml:space="preserve"> {cert</w:t>
+            </w:r>
+            <w:proofErr w:type="gramStart"/>
+            <w:r>
+              <w:rPr>
+                <w:sz w:val="24"/>
+                <w:szCs w:val="24"/>
+              </w:rPr>
+              <w:t>7}{</w:t>
+            </w:r>
+            <w:proofErr w:type="gramEnd"/>
+            <w:r>
+              <w:rPr>
+                <w:sz w:val="24"/>
+                <w:szCs w:val="24"/>
+              </w:rPr>
+              <w:t>/cert7}</w:t>
             </w:r>
           </w:p>
           <w:p>
@@ -1187,7 +1991,39 @@
                 <w:sz w:val="24"/>
                 <w:szCs w:val="24"/>
               </w:rPr>
-              <w:t>{#cert8}• {cert8}{/cert8}</w:t>
+              <w:t>{#cert</w:t>
+            </w:r>
+            <w:proofErr w:type="gramStart"/>
+            <w:r>
+              <w:rPr>
+                <w:sz w:val="24"/>
+                <w:szCs w:val="24"/>
+              </w:rPr>
+              <w:t>8}•</w:t>
+            </w:r>
+            <w:proofErr w:type="gramEnd"/>
+            <w:r>
+              <w:rPr>
+                <w:sz w:val="24"/>
+                <w:szCs w:val="24"/>
+              </w:rPr>
+              <w:t xml:space="preserve"> {cert</w:t>
+            </w:r>
+            <w:proofErr w:type="gramStart"/>
+            <w:r>
+              <w:rPr>
+                <w:sz w:val="24"/>
+                <w:szCs w:val="24"/>
+              </w:rPr>
+              <w:t>8}{</w:t>
+            </w:r>
+            <w:proofErr w:type="gramEnd"/>
+            <w:r>
+              <w:rPr>
+                <w:sz w:val="24"/>
+                <w:szCs w:val="24"/>
+              </w:rPr>
+              <w:t>/cert8}</w:t>
             </w:r>
           </w:p>
           <w:p>
@@ -1205,7 +2041,39 @@
                 <w:sz w:val="24"/>
                 <w:szCs w:val="24"/>
               </w:rPr>
-              <w:t>{#cert9}• {cert9}{/cert9}</w:t>
+              <w:t>{#cert</w:t>
+            </w:r>
+            <w:proofErr w:type="gramStart"/>
+            <w:r>
+              <w:rPr>
+                <w:sz w:val="24"/>
+                <w:szCs w:val="24"/>
+              </w:rPr>
+              <w:t>9}•</w:t>
+            </w:r>
+            <w:proofErr w:type="gramEnd"/>
+            <w:r>
+              <w:rPr>
+                <w:sz w:val="24"/>
+                <w:szCs w:val="24"/>
+              </w:rPr>
+              <w:t xml:space="preserve"> {cert</w:t>
+            </w:r>
+            <w:proofErr w:type="gramStart"/>
+            <w:r>
+              <w:rPr>
+                <w:sz w:val="24"/>
+                <w:szCs w:val="24"/>
+              </w:rPr>
+              <w:t>9}{</w:t>
+            </w:r>
+            <w:proofErr w:type="gramEnd"/>
+            <w:r>
+              <w:rPr>
+                <w:sz w:val="24"/>
+                <w:szCs w:val="24"/>
+              </w:rPr>
+              <w:t>/cert9}</w:t>
             </w:r>
           </w:p>
           <w:p>
@@ -1223,7 +2091,39 @@
                 <w:sz w:val="24"/>
                 <w:szCs w:val="24"/>
               </w:rPr>
-              <w:t>{#cert10}• {cert10}{/cert10}</w:t>
+              <w:t>{#cert</w:t>
+            </w:r>
+            <w:proofErr w:type="gramStart"/>
+            <w:r>
+              <w:rPr>
+                <w:sz w:val="24"/>
+                <w:szCs w:val="24"/>
+              </w:rPr>
+              <w:t>10}•</w:t>
+            </w:r>
+            <w:proofErr w:type="gramEnd"/>
+            <w:r>
+              <w:rPr>
+                <w:sz w:val="24"/>
+                <w:szCs w:val="24"/>
+              </w:rPr>
+              <w:t xml:space="preserve"> {cert</w:t>
+            </w:r>
+            <w:proofErr w:type="gramStart"/>
+            <w:r>
+              <w:rPr>
+                <w:sz w:val="24"/>
+                <w:szCs w:val="24"/>
+              </w:rPr>
+              <w:t>10}{</w:t>
+            </w:r>
+            <w:proofErr w:type="gramEnd"/>
+            <w:r>
+              <w:rPr>
+                <w:sz w:val="24"/>
+                <w:szCs w:val="24"/>
+              </w:rPr>
+              <w:t>/cert10}</w:t>
             </w:r>
           </w:p>
           <w:p>
@@ -1231,16 +2131,32 @@
               <w:keepNext/>
               <w:keepLines/>
               <w:jc w:val="center"/>
+              <w:rPr>
+                <w:sz w:val="24"/>
+                <w:szCs w:val="24"/>
+              </w:rPr>
             </w:pPr>
             <w:r>
+              <w:rPr>
+                <w:sz w:val="24"/>
+                <w:szCs w:val="24"/>
+              </w:rPr>
               <w:t>{/</w:t>
             </w:r>
             <w:proofErr w:type="spellStart"/>
             <w:r>
+              <w:rPr>
+                <w:sz w:val="24"/>
+                <w:szCs w:val="24"/>
+              </w:rPr>
               <w:t>hasProgramCerts</w:t>
             </w:r>
             <w:proofErr w:type="spellEnd"/>
             <w:r>
+              <w:rPr>
+                <w:sz w:val="24"/>
+                <w:szCs w:val="24"/>
+              </w:rPr>
               <w:t>}</w:t>
             </w:r>
           </w:p>
@@ -1249,6 +2165,10 @@
               <w:keepNext/>
               <w:keepLines/>
               <w:jc w:val="center"/>
+              <w:rPr>
+                <w:sz w:val="24"/>
+                <w:szCs w:val="24"/>
+              </w:rPr>
             </w:pPr>
           </w:p>
         </w:tc>
@@ -1262,8 +2182,16 @@
               <w:keepNext/>
               <w:keepLines/>
               <w:jc w:val="center"/>
+              <w:rPr>
+                <w:sz w:val="24"/>
+                <w:szCs w:val="24"/>
+              </w:rPr>
             </w:pPr>
             <w:r>
+              <w:rPr>
+                <w:sz w:val="24"/>
+                <w:szCs w:val="24"/>
+              </w:rPr>
               <w:t>{#hasExtraSkills}</w:t>
             </w:r>
           </w:p>
@@ -1275,16 +2203,16 @@
               <w:rPr>
                 <w:i/>
                 <w:iCs/>
-                <w:sz w:val="28"/>
-                <w:szCs w:val="28"/>
+                <w:sz w:val="24"/>
+                <w:szCs w:val="24"/>
               </w:rPr>
             </w:pPr>
             <w:r>
               <w:rPr>
                 <w:i/>
                 <w:iCs/>
-                <w:sz w:val="28"/>
-                <w:szCs w:val="28"/>
+                <w:sz w:val="24"/>
+                <w:szCs w:val="24"/>
               </w:rPr>
               <w:t>SKILLS</w:t>
             </w:r>
@@ -1304,7 +2232,39 @@
                 <w:sz w:val="24"/>
                 <w:szCs w:val="24"/>
               </w:rPr>
-              <w:t>{#skill1}• {skill1}{/skill1}</w:t>
+              <w:t>{#skill</w:t>
+            </w:r>
+            <w:proofErr w:type="gramStart"/>
+            <w:r>
+              <w:rPr>
+                <w:sz w:val="24"/>
+                <w:szCs w:val="24"/>
+              </w:rPr>
+              <w:t>1}•</w:t>
+            </w:r>
+            <w:proofErr w:type="gramEnd"/>
+            <w:r>
+              <w:rPr>
+                <w:sz w:val="24"/>
+                <w:szCs w:val="24"/>
+              </w:rPr>
+              <w:t xml:space="preserve"> {skill</w:t>
+            </w:r>
+            <w:proofErr w:type="gramStart"/>
+            <w:r>
+              <w:rPr>
+                <w:sz w:val="24"/>
+                <w:szCs w:val="24"/>
+              </w:rPr>
+              <w:t>1}{</w:t>
+            </w:r>
+            <w:proofErr w:type="gramEnd"/>
+            <w:r>
+              <w:rPr>
+                <w:sz w:val="24"/>
+                <w:szCs w:val="24"/>
+              </w:rPr>
+              <w:t>/skill1}</w:t>
             </w:r>
           </w:p>
           <w:p>
@@ -1322,7 +2282,39 @@
                 <w:sz w:val="24"/>
                 <w:szCs w:val="24"/>
               </w:rPr>
-              <w:t>{#skill2}• {skill2}{/skill2}</w:t>
+              <w:t>{#skill</w:t>
+            </w:r>
+            <w:proofErr w:type="gramStart"/>
+            <w:r>
+              <w:rPr>
+                <w:sz w:val="24"/>
+                <w:szCs w:val="24"/>
+              </w:rPr>
+              <w:t>2}•</w:t>
+            </w:r>
+            <w:proofErr w:type="gramEnd"/>
+            <w:r>
+              <w:rPr>
+                <w:sz w:val="24"/>
+                <w:szCs w:val="24"/>
+              </w:rPr>
+              <w:t xml:space="preserve"> {skill</w:t>
+            </w:r>
+            <w:proofErr w:type="gramStart"/>
+            <w:r>
+              <w:rPr>
+                <w:sz w:val="24"/>
+                <w:szCs w:val="24"/>
+              </w:rPr>
+              <w:t>2}{</w:t>
+            </w:r>
+            <w:proofErr w:type="gramEnd"/>
+            <w:r>
+              <w:rPr>
+                <w:sz w:val="24"/>
+                <w:szCs w:val="24"/>
+              </w:rPr>
+              <w:t>/skill2}</w:t>
             </w:r>
           </w:p>
           <w:p>
@@ -1340,7 +2332,39 @@
                 <w:sz w:val="24"/>
                 <w:szCs w:val="24"/>
               </w:rPr>
-              <w:t>{#skill3}• {skill3}{/skill3}</w:t>
+              <w:t>{#skill</w:t>
+            </w:r>
+            <w:proofErr w:type="gramStart"/>
+            <w:r>
+              <w:rPr>
+                <w:sz w:val="24"/>
+                <w:szCs w:val="24"/>
+              </w:rPr>
+              <w:t>3}•</w:t>
+            </w:r>
+            <w:proofErr w:type="gramEnd"/>
+            <w:r>
+              <w:rPr>
+                <w:sz w:val="24"/>
+                <w:szCs w:val="24"/>
+              </w:rPr>
+              <w:t xml:space="preserve"> {skill</w:t>
+            </w:r>
+            <w:proofErr w:type="gramStart"/>
+            <w:r>
+              <w:rPr>
+                <w:sz w:val="24"/>
+                <w:szCs w:val="24"/>
+              </w:rPr>
+              <w:t>3}{</w:t>
+            </w:r>
+            <w:proofErr w:type="gramEnd"/>
+            <w:r>
+              <w:rPr>
+                <w:sz w:val="24"/>
+                <w:szCs w:val="24"/>
+              </w:rPr>
+              <w:t>/skill3}</w:t>
             </w:r>
           </w:p>
           <w:p>
@@ -1358,7 +2382,39 @@
                 <w:sz w:val="24"/>
                 <w:szCs w:val="24"/>
               </w:rPr>
-              <w:t>{#skill4}• {skill4}{/skill4}</w:t>
+              <w:t>{#skill</w:t>
+            </w:r>
+            <w:proofErr w:type="gramStart"/>
+            <w:r>
+              <w:rPr>
+                <w:sz w:val="24"/>
+                <w:szCs w:val="24"/>
+              </w:rPr>
+              <w:t>4}•</w:t>
+            </w:r>
+            <w:proofErr w:type="gramEnd"/>
+            <w:r>
+              <w:rPr>
+                <w:sz w:val="24"/>
+                <w:szCs w:val="24"/>
+              </w:rPr>
+              <w:t xml:space="preserve"> {skill</w:t>
+            </w:r>
+            <w:proofErr w:type="gramStart"/>
+            <w:r>
+              <w:rPr>
+                <w:sz w:val="24"/>
+                <w:szCs w:val="24"/>
+              </w:rPr>
+              <w:t>4}{</w:t>
+            </w:r>
+            <w:proofErr w:type="gramEnd"/>
+            <w:r>
+              <w:rPr>
+                <w:sz w:val="24"/>
+                <w:szCs w:val="24"/>
+              </w:rPr>
+              <w:t>/skill4}</w:t>
             </w:r>
           </w:p>
           <w:p>
@@ -1376,7 +2432,39 @@
                 <w:sz w:val="24"/>
                 <w:szCs w:val="24"/>
               </w:rPr>
-              <w:t>{#skill5}• {skill5}{/skill5}</w:t>
+              <w:t>{#skill</w:t>
+            </w:r>
+            <w:proofErr w:type="gramStart"/>
+            <w:r>
+              <w:rPr>
+                <w:sz w:val="24"/>
+                <w:szCs w:val="24"/>
+              </w:rPr>
+              <w:t>5}•</w:t>
+            </w:r>
+            <w:proofErr w:type="gramEnd"/>
+            <w:r>
+              <w:rPr>
+                <w:sz w:val="24"/>
+                <w:szCs w:val="24"/>
+              </w:rPr>
+              <w:t xml:space="preserve"> {skill</w:t>
+            </w:r>
+            <w:proofErr w:type="gramStart"/>
+            <w:r>
+              <w:rPr>
+                <w:sz w:val="24"/>
+                <w:szCs w:val="24"/>
+              </w:rPr>
+              <w:t>5}{</w:t>
+            </w:r>
+            <w:proofErr w:type="gramEnd"/>
+            <w:r>
+              <w:rPr>
+                <w:sz w:val="24"/>
+                <w:szCs w:val="24"/>
+              </w:rPr>
+              <w:t>/skill5}</w:t>
             </w:r>
           </w:p>
           <w:p>
@@ -1394,7 +2482,39 @@
                 <w:sz w:val="24"/>
                 <w:szCs w:val="24"/>
               </w:rPr>
-              <w:t>{#skill6}• {skill6}{/skill6}</w:t>
+              <w:t>{#skill</w:t>
+            </w:r>
+            <w:proofErr w:type="gramStart"/>
+            <w:r>
+              <w:rPr>
+                <w:sz w:val="24"/>
+                <w:szCs w:val="24"/>
+              </w:rPr>
+              <w:t>6}•</w:t>
+            </w:r>
+            <w:proofErr w:type="gramEnd"/>
+            <w:r>
+              <w:rPr>
+                <w:sz w:val="24"/>
+                <w:szCs w:val="24"/>
+              </w:rPr>
+              <w:t xml:space="preserve"> {skill</w:t>
+            </w:r>
+            <w:proofErr w:type="gramStart"/>
+            <w:r>
+              <w:rPr>
+                <w:sz w:val="24"/>
+                <w:szCs w:val="24"/>
+              </w:rPr>
+              <w:t>6}{</w:t>
+            </w:r>
+            <w:proofErr w:type="gramEnd"/>
+            <w:r>
+              <w:rPr>
+                <w:sz w:val="24"/>
+                <w:szCs w:val="24"/>
+              </w:rPr>
+              <w:t>/skill6}</w:t>
             </w:r>
           </w:p>
           <w:p>
@@ -1412,7 +2532,39 @@
                 <w:sz w:val="24"/>
                 <w:szCs w:val="24"/>
               </w:rPr>
-              <w:t>{#skill7}• {skill7}{/skill7}</w:t>
+              <w:t>{#skill</w:t>
+            </w:r>
+            <w:proofErr w:type="gramStart"/>
+            <w:r>
+              <w:rPr>
+                <w:sz w:val="24"/>
+                <w:szCs w:val="24"/>
+              </w:rPr>
+              <w:t>7}•</w:t>
+            </w:r>
+            <w:proofErr w:type="gramEnd"/>
+            <w:r>
+              <w:rPr>
+                <w:sz w:val="24"/>
+                <w:szCs w:val="24"/>
+              </w:rPr>
+              <w:t xml:space="preserve"> {skill</w:t>
+            </w:r>
+            <w:proofErr w:type="gramStart"/>
+            <w:r>
+              <w:rPr>
+                <w:sz w:val="24"/>
+                <w:szCs w:val="24"/>
+              </w:rPr>
+              <w:t>7}{</w:t>
+            </w:r>
+            <w:proofErr w:type="gramEnd"/>
+            <w:r>
+              <w:rPr>
+                <w:sz w:val="24"/>
+                <w:szCs w:val="24"/>
+              </w:rPr>
+              <w:t>/skill7}</w:t>
             </w:r>
           </w:p>
           <w:p>
@@ -1430,7 +2582,39 @@
                 <w:sz w:val="24"/>
                 <w:szCs w:val="24"/>
               </w:rPr>
-              <w:t>{#skill8}• {skill8}{/skill8}</w:t>
+              <w:t>{#skill</w:t>
+            </w:r>
+            <w:proofErr w:type="gramStart"/>
+            <w:r>
+              <w:rPr>
+                <w:sz w:val="24"/>
+                <w:szCs w:val="24"/>
+              </w:rPr>
+              <w:t>8}•</w:t>
+            </w:r>
+            <w:proofErr w:type="gramEnd"/>
+            <w:r>
+              <w:rPr>
+                <w:sz w:val="24"/>
+                <w:szCs w:val="24"/>
+              </w:rPr>
+              <w:t xml:space="preserve"> {skill</w:t>
+            </w:r>
+            <w:proofErr w:type="gramStart"/>
+            <w:r>
+              <w:rPr>
+                <w:sz w:val="24"/>
+                <w:szCs w:val="24"/>
+              </w:rPr>
+              <w:t>8}{</w:t>
+            </w:r>
+            <w:proofErr w:type="gramEnd"/>
+            <w:r>
+              <w:rPr>
+                <w:sz w:val="24"/>
+                <w:szCs w:val="24"/>
+              </w:rPr>
+              <w:t>/skill8}</w:t>
             </w:r>
           </w:p>
           <w:p>
@@ -1448,7 +2632,39 @@
                 <w:sz w:val="24"/>
                 <w:szCs w:val="24"/>
               </w:rPr>
-              <w:t>{#skill9}• {skill9}{/skill9}</w:t>
+              <w:t>{#skill</w:t>
+            </w:r>
+            <w:proofErr w:type="gramStart"/>
+            <w:r>
+              <w:rPr>
+                <w:sz w:val="24"/>
+                <w:szCs w:val="24"/>
+              </w:rPr>
+              <w:t>9}•</w:t>
+            </w:r>
+            <w:proofErr w:type="gramEnd"/>
+            <w:r>
+              <w:rPr>
+                <w:sz w:val="24"/>
+                <w:szCs w:val="24"/>
+              </w:rPr>
+              <w:t xml:space="preserve"> {skill</w:t>
+            </w:r>
+            <w:proofErr w:type="gramStart"/>
+            <w:r>
+              <w:rPr>
+                <w:sz w:val="24"/>
+                <w:szCs w:val="24"/>
+              </w:rPr>
+              <w:t>9}{</w:t>
+            </w:r>
+            <w:proofErr w:type="gramEnd"/>
+            <w:r>
+              <w:rPr>
+                <w:sz w:val="24"/>
+                <w:szCs w:val="24"/>
+              </w:rPr>
+              <w:t>/skill9}</w:t>
             </w:r>
           </w:p>
           <w:p>
@@ -1466,7 +2682,39 @@
                 <w:sz w:val="24"/>
                 <w:szCs w:val="24"/>
               </w:rPr>
-              <w:t>{#skill10}• {skill10}{/skill10}</w:t>
+              <w:t>{#skill</w:t>
+            </w:r>
+            <w:proofErr w:type="gramStart"/>
+            <w:r>
+              <w:rPr>
+                <w:sz w:val="24"/>
+                <w:szCs w:val="24"/>
+              </w:rPr>
+              <w:t>10}•</w:t>
+            </w:r>
+            <w:proofErr w:type="gramEnd"/>
+            <w:r>
+              <w:rPr>
+                <w:sz w:val="24"/>
+                <w:szCs w:val="24"/>
+              </w:rPr>
+              <w:t xml:space="preserve"> {skill</w:t>
+            </w:r>
+            <w:proofErr w:type="gramStart"/>
+            <w:r>
+              <w:rPr>
+                <w:sz w:val="24"/>
+                <w:szCs w:val="24"/>
+              </w:rPr>
+              <w:t>10}{</w:t>
+            </w:r>
+            <w:proofErr w:type="gramEnd"/>
+            <w:r>
+              <w:rPr>
+                <w:sz w:val="24"/>
+                <w:szCs w:val="24"/>
+              </w:rPr>
+              <w:t>/skill10}</w:t>
             </w:r>
           </w:p>
           <w:p>
@@ -1474,16 +2722,32 @@
               <w:keepNext/>
               <w:keepLines/>
               <w:jc w:val="center"/>
+              <w:rPr>
+                <w:sz w:val="24"/>
+                <w:szCs w:val="24"/>
+              </w:rPr>
             </w:pPr>
             <w:r>
+              <w:rPr>
+                <w:sz w:val="24"/>
+                <w:szCs w:val="24"/>
+              </w:rPr>
               <w:t>{/</w:t>
             </w:r>
             <w:proofErr w:type="spellStart"/>
             <w:r>
+              <w:rPr>
+                <w:sz w:val="24"/>
+                <w:szCs w:val="24"/>
+              </w:rPr>
               <w:t>hasExtraSkills</w:t>
             </w:r>
             <w:proofErr w:type="spellEnd"/>
             <w:r>
+              <w:rPr>
+                <w:sz w:val="24"/>
+                <w:szCs w:val="24"/>
+              </w:rPr>
               <w:t>}</w:t>
             </w:r>
           </w:p>
@@ -1492,6 +2756,10 @@
               <w:keepNext/>
               <w:keepLines/>
               <w:jc w:val="center"/>
+              <w:rPr>
+                <w:sz w:val="24"/>
+                <w:szCs w:val="24"/>
+              </w:rPr>
             </w:pPr>
           </w:p>
         </w:tc>
@@ -1500,6 +2768,7 @@
         <w:trPr>
           <w:gridAfter w:val="1"/>
           <w:wAfter w:w="4310" w:type="dxa"/>
+          <w:jc w:val="center"/>
         </w:trPr>
         <w:tc>
           <w:tcPr>
@@ -1527,7 +2796,12 @@
       </w:pPr>
     </w:p>
     <w:sectPr>
-      <w:headerReference w:type="default" r:id="rId7"/>
+      <w:headerReference w:type="even" r:id="rId7"/>
+      <w:headerReference w:type="default" r:id="rId8"/>
+      <w:footerReference w:type="even" r:id="rId9"/>
+      <w:footerReference w:type="default" r:id="rId10"/>
+      <w:headerReference w:type="first" r:id="rId11"/>
+      <w:footerReference w:type="first" r:id="rId12"/>
       <w:pgSz w:w="12240" w:h="15840"/>
       <w:pgMar w:top="720" w:right="720" w:bottom="720" w:left="720" w:header="720" w:footer="720" w:gutter="0"/>
       <w:pgBorders w:offsetFrom="page">
@@ -1564,6 +2838,36 @@
 </w:endnotes>
 </file>
 
+<file path=word/footer1.xml><?xml version="1.0" encoding="utf-8"?>
+<w:ftr xmlns:wpc="http://schemas.microsoft.com/office/word/2010/wordprocessingCanvas" xmlns:cx="http://schemas.microsoft.com/office/drawing/2014/chartex" xmlns:cx1="http://schemas.microsoft.com/office/drawing/2015/9/8/chartex" xmlns:cx2="http://schemas.microsoft.com/office/drawing/2015/10/21/chartex" xmlns:cx3="http://schemas.microsoft.com/office/drawing/2016/5/9/chartex" xmlns:cx4="http://schemas.microsoft.com/office/drawing/2016/5/10/chartex" xmlns:cx5="http://schemas.microsoft.com/office/drawing/2016/5/11/chartex" xmlns:cx6="http://schemas.microsoft.com/office/drawing/2016/5/12/chartex" xmlns:cx7="http://schemas.microsoft.com/office/drawing/2016/5/13/chartex" xmlns:cx8="http://schemas.microsoft.com/office/drawing/2016/5/14/chartex" xmlns:mc="http://schemas.openxmlformats.org/markup-compatibility/2006" xmlns:aink="http://schemas.microsoft.com/office/drawing/2016/ink" xmlns:am3d="http://schemas.microsoft.com/office/drawing/2017/model3d" xmlns:o="urn:schemas-microsoft-com:office:office" xmlns:oel="http://schemas.microsoft.com/office/2019/extlst" xmlns:r="http://schemas.openxmlformats.org/officeDocument/2006/relationships" xmlns:m="http://schemas.openxmlformats.org/officeDocument/2006/math" xmlns:v="urn:schemas-microsoft-com:vml" xmlns:wp14="http://schemas.microsoft.com/office/word/2010/wordprocessingDrawing" xmlns:wp="http://schemas.openxmlformats.org/drawingml/2006/wordprocessingDrawing" xmlns:w10="urn:schemas-microsoft-com:office:word" xmlns:w="http://schemas.openxmlformats.org/wordprocessingml/2006/main" xmlns:w14="http://schemas.microsoft.com/office/word/2010/wordml" xmlns:w15="http://schemas.microsoft.com/office/word/2012/wordml" xmlns:w16cex="http://schemas.microsoft.com/office/word/2018/wordml/cex" xmlns:w16cid="http://schemas.microsoft.com/office/word/2016/wordml/cid" xmlns:w16="http://schemas.microsoft.com/office/word/2018/wordml" xmlns:w16du="http://schemas.microsoft.com/office/word/2023/wordml/word16du" xmlns:w16sdtdh="http://schemas.microsoft.com/office/word/2020/wordml/sdtdatahash" xmlns:w16sdtfl="http://schemas.microsoft.com/office/word/2024/wordml/sdtformatlock" xmlns:w16se="http://schemas.microsoft.com/office/word/2015/wordml/symex" xmlns:wpg="http://schemas.microsoft.com/office/word/2010/wordprocessingGroup" xmlns:wpi="http://schemas.microsoft.com/office/word/2010/wordprocessingInk" xmlns:wne="http://schemas.microsoft.com/office/word/2006/wordml" xmlns:wps="http://schemas.microsoft.com/office/word/2010/wordprocessingShape" mc:Ignorable="w14 w15 w16se w16cid w16 w16cex w16sdtdh w16sdtfl w16du wp14">
+  <w:p>
+    <w:pPr>
+      <w:pStyle w:val="Footer"/>
+    </w:pPr>
+  </w:p>
+</w:ftr>
+</file>
+
+<file path=word/footer2.xml><?xml version="1.0" encoding="utf-8"?>
+<w:ftr xmlns:wpc="http://schemas.microsoft.com/office/word/2010/wordprocessingCanvas" xmlns:cx="http://schemas.microsoft.com/office/drawing/2014/chartex" xmlns:cx1="http://schemas.microsoft.com/office/drawing/2015/9/8/chartex" xmlns:cx2="http://schemas.microsoft.com/office/drawing/2015/10/21/chartex" xmlns:cx3="http://schemas.microsoft.com/office/drawing/2016/5/9/chartex" xmlns:cx4="http://schemas.microsoft.com/office/drawing/2016/5/10/chartex" xmlns:cx5="http://schemas.microsoft.com/office/drawing/2016/5/11/chartex" xmlns:cx6="http://schemas.microsoft.com/office/drawing/2016/5/12/chartex" xmlns:cx7="http://schemas.microsoft.com/office/drawing/2016/5/13/chartex" xmlns:cx8="http://schemas.microsoft.com/office/drawing/2016/5/14/chartex" xmlns:mc="http://schemas.openxmlformats.org/markup-compatibility/2006" xmlns:aink="http://schemas.microsoft.com/office/drawing/2016/ink" xmlns:am3d="http://schemas.microsoft.com/office/drawing/2017/model3d" xmlns:o="urn:schemas-microsoft-com:office:office" xmlns:oel="http://schemas.microsoft.com/office/2019/extlst" xmlns:r="http://schemas.openxmlformats.org/officeDocument/2006/relationships" xmlns:m="http://schemas.openxmlformats.org/officeDocument/2006/math" xmlns:v="urn:schemas-microsoft-com:vml" xmlns:wp14="http://schemas.microsoft.com/office/word/2010/wordprocessingDrawing" xmlns:wp="http://schemas.openxmlformats.org/drawingml/2006/wordprocessingDrawing" xmlns:w10="urn:schemas-microsoft-com:office:word" xmlns:w="http://schemas.openxmlformats.org/wordprocessingml/2006/main" xmlns:w14="http://schemas.microsoft.com/office/word/2010/wordml" xmlns:w15="http://schemas.microsoft.com/office/word/2012/wordml" xmlns:w16cex="http://schemas.microsoft.com/office/word/2018/wordml/cex" xmlns:w16cid="http://schemas.microsoft.com/office/word/2016/wordml/cid" xmlns:w16="http://schemas.microsoft.com/office/word/2018/wordml" xmlns:w16du="http://schemas.microsoft.com/office/word/2023/wordml/word16du" xmlns:w16sdtdh="http://schemas.microsoft.com/office/word/2020/wordml/sdtdatahash" xmlns:w16sdtfl="http://schemas.microsoft.com/office/word/2024/wordml/sdtformatlock" xmlns:w16se="http://schemas.microsoft.com/office/word/2015/wordml/symex" xmlns:wpg="http://schemas.microsoft.com/office/word/2010/wordprocessingGroup" xmlns:wpi="http://schemas.microsoft.com/office/word/2010/wordprocessingInk" xmlns:wne="http://schemas.microsoft.com/office/word/2006/wordml" xmlns:wps="http://schemas.microsoft.com/office/word/2010/wordprocessingShape" mc:Ignorable="w14 w15 w16se w16cid w16 w16cex w16sdtdh w16sdtfl w16du wp14">
+  <w:p>
+    <w:pPr>
+      <w:pStyle w:val="Footer"/>
+    </w:pPr>
+  </w:p>
+</w:ftr>
+</file>
+
+<file path=word/footer3.xml><?xml version="1.0" encoding="utf-8"?>
+<w:ftr xmlns:wpc="http://schemas.microsoft.com/office/word/2010/wordprocessingCanvas" xmlns:cx="http://schemas.microsoft.com/office/drawing/2014/chartex" xmlns:cx1="http://schemas.microsoft.com/office/drawing/2015/9/8/chartex" xmlns:cx2="http://schemas.microsoft.com/office/drawing/2015/10/21/chartex" xmlns:cx3="http://schemas.microsoft.com/office/drawing/2016/5/9/chartex" xmlns:cx4="http://schemas.microsoft.com/office/drawing/2016/5/10/chartex" xmlns:cx5="http://schemas.microsoft.com/office/drawing/2016/5/11/chartex" xmlns:cx6="http://schemas.microsoft.com/office/drawing/2016/5/12/chartex" xmlns:cx7="http://schemas.microsoft.com/office/drawing/2016/5/13/chartex" xmlns:cx8="http://schemas.microsoft.com/office/drawing/2016/5/14/chartex" xmlns:mc="http://schemas.openxmlformats.org/markup-compatibility/2006" xmlns:aink="http://schemas.microsoft.com/office/drawing/2016/ink" xmlns:am3d="http://schemas.microsoft.com/office/drawing/2017/model3d" xmlns:o="urn:schemas-microsoft-com:office:office" xmlns:oel="http://schemas.microsoft.com/office/2019/extlst" xmlns:r="http://schemas.openxmlformats.org/officeDocument/2006/relationships" xmlns:m="http://schemas.openxmlformats.org/officeDocument/2006/math" xmlns:v="urn:schemas-microsoft-com:vml" xmlns:wp14="http://schemas.microsoft.com/office/word/2010/wordprocessingDrawing" xmlns:wp="http://schemas.openxmlformats.org/drawingml/2006/wordprocessingDrawing" xmlns:w10="urn:schemas-microsoft-com:office:word" xmlns:w="http://schemas.openxmlformats.org/wordprocessingml/2006/main" xmlns:w14="http://schemas.microsoft.com/office/word/2010/wordml" xmlns:w15="http://schemas.microsoft.com/office/word/2012/wordml" xmlns:w16cex="http://schemas.microsoft.com/office/word/2018/wordml/cex" xmlns:w16cid="http://schemas.microsoft.com/office/word/2016/wordml/cid" xmlns:w16="http://schemas.microsoft.com/office/word/2018/wordml" xmlns:w16du="http://schemas.microsoft.com/office/word/2023/wordml/word16du" xmlns:w16sdtdh="http://schemas.microsoft.com/office/word/2020/wordml/sdtdatahash" xmlns:w16sdtfl="http://schemas.microsoft.com/office/word/2024/wordml/sdtformatlock" xmlns:w16se="http://schemas.microsoft.com/office/word/2015/wordml/symex" xmlns:wpg="http://schemas.microsoft.com/office/word/2010/wordprocessingGroup" xmlns:wpi="http://schemas.microsoft.com/office/word/2010/wordprocessingInk" xmlns:wne="http://schemas.microsoft.com/office/word/2006/wordml" xmlns:wps="http://schemas.microsoft.com/office/word/2010/wordprocessingShape" mc:Ignorable="w14 w15 w16se w16cid w16 w16cex w16sdtdh w16sdtfl w16du wp14">
+  <w:p>
+    <w:pPr>
+      <w:pStyle w:val="Footer"/>
+    </w:pPr>
+  </w:p>
+</w:ftr>
+</file>
+
 <file path=word/footnotes.xml><?xml version="1.0" encoding="utf-8"?>
 <w:footnotes xmlns:wpc="http://schemas.microsoft.com/office/word/2010/wordprocessingCanvas" xmlns:cx="http://schemas.microsoft.com/office/drawing/2014/chartex" xmlns:cx1="http://schemas.microsoft.com/office/drawing/2015/9/8/chartex" xmlns:cx2="http://schemas.microsoft.com/office/drawing/2015/10/21/chartex" xmlns:cx3="http://schemas.microsoft.com/office/drawing/2016/5/9/chartex" xmlns:cx4="http://schemas.microsoft.com/office/drawing/2016/5/10/chartex" xmlns:cx5="http://schemas.microsoft.com/office/drawing/2016/5/11/chartex" xmlns:cx6="http://schemas.microsoft.com/office/drawing/2016/5/12/chartex" xmlns:cx7="http://schemas.microsoft.com/office/drawing/2016/5/13/chartex" xmlns:cx8="http://schemas.microsoft.com/office/drawing/2016/5/14/chartex" xmlns:mc="http://schemas.openxmlformats.org/markup-compatibility/2006" xmlns:aink="http://schemas.microsoft.com/office/drawing/2016/ink" xmlns:am3d="http://schemas.microsoft.com/office/drawing/2017/model3d" xmlns:o="urn:schemas-microsoft-com:office:office" xmlns:oel="http://schemas.microsoft.com/office/2019/extlst" xmlns:r="http://schemas.openxmlformats.org/officeDocument/2006/relationships" xmlns:m="http://schemas.openxmlformats.org/officeDocument/2006/math" xmlns:v="urn:schemas-microsoft-com:vml" xmlns:wp14="http://schemas.microsoft.com/office/word/2010/wordprocessingDrawing" xmlns:wp="http://schemas.openxmlformats.org/drawingml/2006/wordprocessingDrawing" xmlns:w10="urn:schemas-microsoft-com:office:word" xmlns:w="http://schemas.openxmlformats.org/wordprocessingml/2006/main" xmlns:w14="http://schemas.microsoft.com/office/word/2010/wordml" xmlns:w15="http://schemas.microsoft.com/office/word/2012/wordml" xmlns:w16cex="http://schemas.microsoft.com/office/word/2018/wordml/cex" xmlns:w16cid="http://schemas.microsoft.com/office/word/2016/wordml/cid" xmlns:w16="http://schemas.microsoft.com/office/word/2018/wordml" xmlns:w16du="http://schemas.microsoft.com/office/word/2023/wordml/word16du" xmlns:w16sdtdh="http://schemas.microsoft.com/office/word/2020/wordml/sdtdatahash" xmlns:w16sdtfl="http://schemas.microsoft.com/office/word/2024/wordml/sdtformatlock" xmlns:w16se="http://schemas.microsoft.com/office/word/2015/wordml/symex" xmlns:wpg="http://schemas.microsoft.com/office/word/2010/wordprocessingGroup" xmlns:wpi="http://schemas.microsoft.com/office/word/2010/wordprocessingInk" xmlns:wne="http://schemas.microsoft.com/office/word/2006/wordml" xmlns:wps="http://schemas.microsoft.com/office/word/2010/wordprocessingShape" mc:Ignorable="w14 w15 w16se w16cid w16 w16cex w16sdtdh w16sdtfl w16du wp14">
   <w:footnote w:type="separator" w:id="-1">
@@ -1588,81 +2892,30 @@
   <w:p>
     <w:pPr>
       <w:pStyle w:val="Header"/>
+    </w:pPr>
+  </w:p>
+</w:hdr>
+</file>
+
+<file path=word/header2.xml><?xml version="1.0" encoding="utf-8"?>
+<w:hdr xmlns:wpc="http://schemas.microsoft.com/office/word/2010/wordprocessingCanvas" xmlns:cx="http://schemas.microsoft.com/office/drawing/2014/chartex" xmlns:cx1="http://schemas.microsoft.com/office/drawing/2015/9/8/chartex" xmlns:cx2="http://schemas.microsoft.com/office/drawing/2015/10/21/chartex" xmlns:cx3="http://schemas.microsoft.com/office/drawing/2016/5/9/chartex" xmlns:cx4="http://schemas.microsoft.com/office/drawing/2016/5/10/chartex" xmlns:cx5="http://schemas.microsoft.com/office/drawing/2016/5/11/chartex" xmlns:cx6="http://schemas.microsoft.com/office/drawing/2016/5/12/chartex" xmlns:cx7="http://schemas.microsoft.com/office/drawing/2016/5/13/chartex" xmlns:cx8="http://schemas.microsoft.com/office/drawing/2016/5/14/chartex" xmlns:mc="http://schemas.openxmlformats.org/markup-compatibility/2006" xmlns:aink="http://schemas.microsoft.com/office/drawing/2016/ink" xmlns:am3d="http://schemas.microsoft.com/office/drawing/2017/model3d" xmlns:o="urn:schemas-microsoft-com:office:office" xmlns:oel="http://schemas.microsoft.com/office/2019/extlst" xmlns:r="http://schemas.openxmlformats.org/officeDocument/2006/relationships" xmlns:m="http://schemas.openxmlformats.org/officeDocument/2006/math" xmlns:v="urn:schemas-microsoft-com:vml" xmlns:wp14="http://schemas.microsoft.com/office/word/2010/wordprocessingDrawing" xmlns:wp="http://schemas.openxmlformats.org/drawingml/2006/wordprocessingDrawing" xmlns:w10="urn:schemas-microsoft-com:office:word" xmlns:w="http://schemas.openxmlformats.org/wordprocessingml/2006/main" xmlns:w14="http://schemas.microsoft.com/office/word/2010/wordml" xmlns:w15="http://schemas.microsoft.com/office/word/2012/wordml" xmlns:w16cex="http://schemas.microsoft.com/office/word/2018/wordml/cex" xmlns:w16cid="http://schemas.microsoft.com/office/word/2016/wordml/cid" xmlns:w16="http://schemas.microsoft.com/office/word/2018/wordml" xmlns:w16du="http://schemas.microsoft.com/office/word/2023/wordml/word16du" xmlns:w16sdtdh="http://schemas.microsoft.com/office/word/2020/wordml/sdtdatahash" xmlns:w16sdtfl="http://schemas.microsoft.com/office/word/2024/wordml/sdtformatlock" xmlns:w16se="http://schemas.microsoft.com/office/word/2015/wordml/symex" xmlns:wpg="http://schemas.microsoft.com/office/word/2010/wordprocessingGroup" xmlns:wpi="http://schemas.microsoft.com/office/word/2010/wordprocessingInk" xmlns:wne="http://schemas.microsoft.com/office/word/2006/wordml" xmlns:wps="http://schemas.microsoft.com/office/word/2010/wordprocessingShape" mc:Ignorable="w14 w15 w16se w16cid w16 w16cex w16sdtdh w16sdtfl w16du wp14">
+  <w:p>
+    <w:pPr>
+      <w:pStyle w:val="Header"/>
       <w:rPr>
         <w:color w:val="FF0000"/>
       </w:rPr>
     </w:pPr>
-    <w:r>
-      <w:rPr>
-        <w:color w:val="FF0000"/>
-      </w:rPr>
-      <w:t xml:space="preserve">First &amp; Last Name </w:t>
-    </w:r>
-    <w:r>
-      <w:rPr>
-        <w:color w:val="FF0000"/>
-      </w:rPr>
-      <w:fldChar w:fldCharType="begin"/>
-    </w:r>
-    <w:r>
-      <w:rPr>
-        <w:color w:val="FF0000"/>
-      </w:rPr>
-      <w:instrText xml:space="preserve"> PAGE   \* MERGEFORMAT </w:instrText>
-    </w:r>
-    <w:r>
-      <w:rPr>
-        <w:color w:val="FF0000"/>
-      </w:rPr>
-      <w:fldChar w:fldCharType="separate"/>
-    </w:r>
-    <w:r>
-      <w:rPr>
-        <w:b/>
-        <w:bCs/>
-        <w:noProof/>
-        <w:color w:val="FF0000"/>
-      </w:rPr>
-      <w:t>1</w:t>
-    </w:r>
-    <w:r>
-      <w:rPr>
-        <w:b/>
-        <w:bCs/>
-        <w:noProof/>
-        <w:color w:val="FF0000"/>
-      </w:rPr>
-      <w:fldChar w:fldCharType="end"/>
-    </w:r>
-    <w:r>
-      <w:rPr>
-        <w:b/>
-        <w:bCs/>
-        <w:color w:val="FF0000"/>
-      </w:rPr>
-      <w:t xml:space="preserve"> </w:t>
-    </w:r>
-    <w:r>
-      <w:rPr>
-        <w:color w:val="FF0000"/>
-      </w:rPr>
-      <w:t>|</w:t>
-    </w:r>
-    <w:r>
-      <w:rPr>
-        <w:b/>
-        <w:bCs/>
-        <w:color w:val="FF0000"/>
-      </w:rPr>
-      <w:t xml:space="preserve"> </w:t>
-    </w:r>
-    <w:r>
-      <w:rPr>
-        <w:color w:val="FF0000"/>
-        <w:spacing w:val="60"/>
-      </w:rPr>
-      <w:t>Page</w:t>
-    </w:r>
+  </w:p>
+</w:hdr>
+</file>
+
+<file path=word/header3.xml><?xml version="1.0" encoding="utf-8"?>
+<w:hdr xmlns:wpc="http://schemas.microsoft.com/office/word/2010/wordprocessingCanvas" xmlns:cx="http://schemas.microsoft.com/office/drawing/2014/chartex" xmlns:cx1="http://schemas.microsoft.com/office/drawing/2015/9/8/chartex" xmlns:cx2="http://schemas.microsoft.com/office/drawing/2015/10/21/chartex" xmlns:cx3="http://schemas.microsoft.com/office/drawing/2016/5/9/chartex" xmlns:cx4="http://schemas.microsoft.com/office/drawing/2016/5/10/chartex" xmlns:cx5="http://schemas.microsoft.com/office/drawing/2016/5/11/chartex" xmlns:cx6="http://schemas.microsoft.com/office/drawing/2016/5/12/chartex" xmlns:cx7="http://schemas.microsoft.com/office/drawing/2016/5/13/chartex" xmlns:cx8="http://schemas.microsoft.com/office/drawing/2016/5/14/chartex" xmlns:mc="http://schemas.openxmlformats.org/markup-compatibility/2006" xmlns:aink="http://schemas.microsoft.com/office/drawing/2016/ink" xmlns:am3d="http://schemas.microsoft.com/office/drawing/2017/model3d" xmlns:o="urn:schemas-microsoft-com:office:office" xmlns:oel="http://schemas.microsoft.com/office/2019/extlst" xmlns:r="http://schemas.openxmlformats.org/officeDocument/2006/relationships" xmlns:m="http://schemas.openxmlformats.org/officeDocument/2006/math" xmlns:v="urn:schemas-microsoft-com:vml" xmlns:wp14="http://schemas.microsoft.com/office/word/2010/wordprocessingDrawing" xmlns:wp="http://schemas.openxmlformats.org/drawingml/2006/wordprocessingDrawing" xmlns:w10="urn:schemas-microsoft-com:office:word" xmlns:w="http://schemas.openxmlformats.org/wordprocessingml/2006/main" xmlns:w14="http://schemas.microsoft.com/office/word/2010/wordml" xmlns:w15="http://schemas.microsoft.com/office/word/2012/wordml" xmlns:w16cex="http://schemas.microsoft.com/office/word/2018/wordml/cex" xmlns:w16cid="http://schemas.microsoft.com/office/word/2016/wordml/cid" xmlns:w16="http://schemas.microsoft.com/office/word/2018/wordml" xmlns:w16du="http://schemas.microsoft.com/office/word/2023/wordml/word16du" xmlns:w16sdtdh="http://schemas.microsoft.com/office/word/2020/wordml/sdtdatahash" xmlns:w16sdtfl="http://schemas.microsoft.com/office/word/2024/wordml/sdtformatlock" xmlns:w16se="http://schemas.microsoft.com/office/word/2015/wordml/symex" xmlns:wpg="http://schemas.microsoft.com/office/word/2010/wordprocessingGroup" xmlns:wpi="http://schemas.microsoft.com/office/word/2010/wordprocessingInk" xmlns:wne="http://schemas.microsoft.com/office/word/2006/wordml" xmlns:wps="http://schemas.microsoft.com/office/word/2010/wordprocessingShape" mc:Ignorable="w14 w15 w16se w16cid w16 w16cex w16sdtdh w16sdtfl w16du wp14">
+  <w:p>
+    <w:pPr>
+      <w:pStyle w:val="Header"/>
+    </w:pPr>
   </w:p>
 </w:hdr>
 </file>
